--- a/plantillas/venta_contrato_vehiculo_PJ_NULO_v2.docx
+++ b/plantillas/venta_contrato_vehiculo_PJ_NULO_v2.docx
@@ -670,392 +670,548 @@
         <w:t>:</w:t>
       </w:r>
     </w:p>
-    <w:p>
-      <w:pPr>
-        <w:pStyle w:val="Sinespaciado"/>
-        <w:rPr>
-          <w:rFonts w:cstheme="minorHAnsi"/>
-          <w:b/>
-          <w:bCs/>
-        </w:rPr>
-      </w:pPr>
-      <w:r>
-        <w:rPr>
-          <w:rFonts w:cstheme="minorHAnsi"/>
-          <w:b/>
-          <w:bCs/>
-        </w:rPr>
-        <w:t>EA:</w:t>
-      </w:r>
-      <w:r>
-        <w:rPr>
-          <w:rFonts w:cstheme="minorHAnsi"/>
-          <w:b/>
-          <w:bCs/>
-        </w:rPr>
-        <w:t xml:space="preserve"> </w:t>
-      </w:r>
-      <w:permStart w:id="1597185331" w:edGrp="everyone"/>
-      <w:r>
-        <w:t>${CODIGO_VEHICULO}</w:t>
-      </w:r>
-      <w:permEnd w:id="1597185331"/>
-    </w:p>
-    <w:p>
-      <w:pPr>
-        <w:pStyle w:val="Sinespaciado"/>
-        <w:rPr>
-          <w:rFonts w:cstheme="minorHAnsi"/>
-          <w:b/>
-          <w:bCs/>
-        </w:rPr>
-      </w:pPr>
-      <w:r>
-        <w:rPr>
-          <w:rFonts w:cstheme="minorHAnsi"/>
-          <w:b/>
-          <w:bCs/>
-        </w:rPr>
-        <w:t>PLACA:</w:t>
-      </w:r>
-      <w:r>
-        <w:rPr>
-          <w:rFonts w:cstheme="minorHAnsi"/>
-          <w:b/>
-          <w:bCs/>
-        </w:rPr>
-        <w:t xml:space="preserve"> </w:t>
-      </w:r>
-      <w:permStart w:id="676411459" w:edGrp="everyone"/>
-      <w:r>
-        <w:t>${PLACA}</w:t>
-      </w:r>
-      <w:permEnd w:id="676411459"/>
-    </w:p>
-    <w:p>
-      <w:pPr>
-        <w:pStyle w:val="Sinespaciado"/>
-        <w:rPr>
-          <w:rFonts w:cstheme="minorHAnsi"/>
-          <w:b/>
-          <w:bCs/>
-        </w:rPr>
-      </w:pPr>
-      <w:r>
-        <w:rPr>
-          <w:rFonts w:cstheme="minorHAnsi"/>
-          <w:b/>
-          <w:bCs/>
-        </w:rPr>
-        <w:t>MARCA:</w:t>
-      </w:r>
-      <w:r>
-        <w:rPr>
-          <w:rFonts w:cstheme="minorHAnsi"/>
-          <w:b/>
-          <w:bCs/>
-        </w:rPr>
-        <w:t xml:space="preserve"> </w:t>
-      </w:r>
-      <w:permStart w:id="119306975" w:edGrp="everyone"/>
-      <w:r>
-        <w:t>${MARCA}</w:t>
-      </w:r>
-      <w:permEnd w:id="119306975"/>
-    </w:p>
-    <w:p>
-      <w:pPr>
-        <w:pStyle w:val="Sinespaciado"/>
-        <w:rPr>
-          <w:rFonts w:cstheme="minorHAnsi"/>
-          <w:b/>
-          <w:bCs/>
-        </w:rPr>
-      </w:pPr>
-      <w:r>
-        <w:rPr>
-          <w:rFonts w:cstheme="minorHAnsi"/>
-          <w:b/>
-          <w:bCs/>
-        </w:rPr>
-        <w:t>MODELO</w:t>
-      </w:r>
-      <w:r>
-        <w:rPr>
-          <w:rFonts w:cstheme="minorHAnsi"/>
-          <w:b/>
-          <w:bCs/>
-        </w:rPr>
-        <w:t>:</w:t>
-      </w:r>
-      <w:r>
-        <w:rPr>
-          <w:rFonts w:cstheme="minorHAnsi"/>
-          <w:b/>
-          <w:bCs/>
-        </w:rPr>
-        <w:t xml:space="preserve"> </w:t>
-      </w:r>
-      <w:permStart w:id="687882805" w:edGrp="everyone"/>
-      <w:r>
-        <w:t>${MODELO}</w:t>
-      </w:r>
-      <w:permEnd w:id="687882805"/>
-    </w:p>
-    <w:p>
-      <w:pPr>
-        <w:pStyle w:val="Sinespaciado"/>
-        <w:rPr>
-          <w:rFonts w:cstheme="minorHAnsi"/>
-          <w:b/>
-          <w:bCs/>
-        </w:rPr>
-      </w:pPr>
-      <w:r>
-        <w:rPr>
-          <w:rFonts w:cstheme="minorHAnsi"/>
-          <w:b/>
-          <w:bCs/>
-        </w:rPr>
-        <w:t>TIPO</w:t>
-      </w:r>
-      <w:r>
-        <w:rPr>
-          <w:rFonts w:cstheme="minorHAnsi"/>
-          <w:b/>
-          <w:bCs/>
-        </w:rPr>
-        <w:t>:</w:t>
-      </w:r>
-      <w:r>
-        <w:rPr>
-          <w:rFonts w:cstheme="minorHAnsi"/>
-          <w:b/>
-          <w:bCs/>
-        </w:rPr>
-        <w:t xml:space="preserve"> </w:t>
-      </w:r>
-      <w:permStart w:id="298417270" w:edGrp="everyone"/>
-      <w:r>
-        <w:t>${TIPO}</w:t>
-      </w:r>
-      <w:permEnd w:id="298417270"/>
-    </w:p>
-    <w:p>
-      <w:pPr>
-        <w:pStyle w:val="Sinespaciado"/>
-        <w:rPr>
-          <w:rFonts w:cstheme="minorHAnsi"/>
-          <w:b/>
-          <w:bCs/>
-          <w:lang w:val="en-US"/>
-        </w:rPr>
-      </w:pPr>
-      <w:r>
-        <w:rPr>
-          <w:rFonts w:cstheme="minorHAnsi"/>
-          <w:b/>
-          <w:bCs/>
-          <w:lang w:val="en-US"/>
-        </w:rPr>
-        <w:t>CHASIS:</w:t>
-      </w:r>
-      <w:r>
-        <w:rPr>
-          <w:rFonts w:cstheme="minorHAnsi"/>
-          <w:b/>
-          <w:bCs/>
-          <w:lang w:val="en-US"/>
-        </w:rPr>
-        <w:t xml:space="preserve"> </w:t>
-      </w:r>
-      <w:permStart w:id="995183662" w:edGrp="everyone"/>
-      <w:r>
-        <w:rPr>
-          <w:lang w:val="en-US"/>
-        </w:rPr>
-        <w:t>${CHASIS}</w:t>
-      </w:r>
-      <w:permEnd w:id="995183662"/>
-    </w:p>
-    <w:p>
-      <w:pPr>
-        <w:pStyle w:val="Sinespaciado"/>
-        <w:rPr>
-          <w:rFonts w:cstheme="minorHAnsi"/>
-          <w:b/>
-          <w:bCs/>
-          <w:lang w:val="en-US"/>
-        </w:rPr>
-      </w:pPr>
-      <w:r>
-        <w:rPr>
-          <w:rFonts w:cstheme="minorHAnsi"/>
-          <w:b/>
-          <w:bCs/>
-          <w:lang w:val="en-US"/>
-        </w:rPr>
-        <w:t>MOTOR:</w:t>
-      </w:r>
-      <w:r>
-        <w:rPr>
-          <w:rFonts w:cstheme="minorHAnsi"/>
-          <w:b/>
-          <w:bCs/>
-          <w:lang w:val="en-US"/>
-        </w:rPr>
-        <w:t xml:space="preserve"> </w:t>
-      </w:r>
-      <w:permStart w:id="1495623945" w:edGrp="everyone"/>
-      <w:r>
-        <w:rPr>
-          <w:lang w:val="en-US"/>
-        </w:rPr>
-        <w:t>${MOTOR}</w:t>
-      </w:r>
-      <w:permEnd w:id="1495623945"/>
-    </w:p>
-    <w:p>
-      <w:pPr>
-        <w:pStyle w:val="Sinespaciado"/>
-        <w:tabs>
-          <w:tab w:val="left" w:pos="6105"/>
-        </w:tabs>
-        <w:rPr>
-          <w:rFonts w:cstheme="minorHAnsi"/>
-          <w:b/>
-          <w:bCs/>
-          <w:lang w:val="en-US"/>
-        </w:rPr>
-      </w:pPr>
-      <w:r>
-        <w:rPr>
-          <w:rFonts w:cstheme="minorHAnsi"/>
-          <w:b/>
-          <w:bCs/>
-          <w:lang w:val="en-US"/>
-        </w:rPr>
-        <w:t>COLOR</w:t>
-      </w:r>
-      <w:r>
-        <w:rPr>
-          <w:rFonts w:cstheme="minorHAnsi"/>
-          <w:lang w:val="en-US"/>
-        </w:rPr>
-        <w:t>:</w:t>
-      </w:r>
-      <w:r>
-        <w:rPr>
-          <w:rFonts w:cstheme="minorHAnsi"/>
-          <w:lang w:val="en-US"/>
-        </w:rPr>
-        <w:t xml:space="preserve"> </w:t>
-      </w:r>
-      <w:permStart w:id="1089171017" w:edGrp="everyone"/>
-      <w:r>
-        <w:rPr>
-          <w:lang w:val="en-US"/>
-        </w:rPr>
-        <w:t>${COLOR}</w:t>
-      </w:r>
-      <w:permEnd w:id="1089171017"/>
-    </w:p>
-    <w:p>
-      <w:pPr>
-        <w:pStyle w:val="Sinespaciado"/>
-        <w:tabs>
-          <w:tab w:val="left" w:pos="6105"/>
-        </w:tabs>
-        <w:rPr>
-          <w:rFonts w:cstheme="minorHAnsi"/>
-          <w:b/>
-          <w:bCs/>
-        </w:rPr>
-      </w:pPr>
-      <w:r>
-        <w:rPr>
-          <w:rFonts w:cstheme="minorHAnsi"/>
-          <w:b/>
-          <w:bCs/>
-        </w:rPr>
-        <w:t>AÑO:</w:t>
-      </w:r>
-      <w:r>
-        <w:rPr>
-          <w:rFonts w:cstheme="minorHAnsi"/>
-          <w:b/>
-          <w:bCs/>
-        </w:rPr>
-        <w:t xml:space="preserve"> </w:t>
-      </w:r>
-      <w:permStart w:id="451175968" w:edGrp="everyone"/>
-      <w:r>
-        <w:t>${ANIO}</w:t>
-      </w:r>
-      <w:permEnd w:id="451175968"/>
-    </w:p>
-    <w:p>
-      <w:pPr>
-        <w:pStyle w:val="Sinespaciado"/>
-        <w:rPr>
-          <w:rFonts w:cstheme="minorHAnsi"/>
-          <w:b/>
-          <w:bCs/>
-        </w:rPr>
-      </w:pPr>
-      <w:r>
-        <w:rPr>
-          <w:rFonts w:cstheme="minorHAnsi"/>
-          <w:b/>
-          <w:bCs/>
-        </w:rPr>
-        <w:t>CILINDRAJE:</w:t>
-      </w:r>
-      <w:r>
-        <w:rPr>
-          <w:rFonts w:cstheme="minorHAnsi"/>
-          <w:b/>
-          <w:bCs/>
-        </w:rPr>
-        <w:t xml:space="preserve"> </w:t>
-      </w:r>
-      <w:permStart w:id="1867805883" w:edGrp="everyone"/>
-      <w:r>
-        <w:t>${CILINDRAJE}</w:t>
-      </w:r>
-      <w:permEnd w:id="1867805883"/>
-    </w:p>
-    <w:p>
-      <w:pPr>
-        <w:pStyle w:val="Sinespaciado"/>
-        <w:rPr>
-          <w:rFonts w:cstheme="minorHAnsi"/>
-          <w:b/>
-          <w:bCs/>
-        </w:rPr>
-      </w:pPr>
-      <w:r>
-        <w:rPr>
-          <w:rFonts w:cstheme="minorHAnsi"/>
-          <w:b/>
-          <w:bCs/>
-        </w:rPr>
-        <w:t>COMBUSTIBLE:</w:t>
-      </w:r>
-      <w:r>
-        <w:rPr>
-          <w:rFonts w:cstheme="minorHAnsi"/>
-          <w:b/>
-          <w:bCs/>
-        </w:rPr>
-        <w:t xml:space="preserve"> </w:t>
-      </w:r>
-      <w:permStart w:id="1771859791" w:edGrp="everyone"/>
-      <w:r>
-        <w:t>${COMBUSTIBLE}</w:t>
-      </w:r>
-      <w:permEnd w:id="1771859791"/>
-    </w:p>
+    <w:tbl>
+      <w:tblPr>
+        <w:tblStyle w:val="Tablaconcuadrcula"/>
+        <w:tblW w:w="0" w:type="auto"/>
+        <w:tblBorders>
+          <w:top w:val="none" w:sz="0" w:space="0" w:color="auto"/>
+          <w:left w:val="none" w:sz="0" w:space="0" w:color="auto"/>
+          <w:bottom w:val="none" w:sz="0" w:space="0" w:color="auto"/>
+          <w:right w:val="none" w:sz="0" w:space="0" w:color="auto"/>
+          <w:insideH w:val="none" w:sz="0" w:space="0" w:color="auto"/>
+          <w:insideV w:val="none" w:sz="0" w:space="0" w:color="auto"/>
+        </w:tblBorders>
+        <w:tblLook w:val="04A0" w:firstRow="1" w:lastRow="0" w:firstColumn="1" w:lastColumn="0" w:noHBand="0" w:noVBand="1"/>
+      </w:tblPr>
+      <w:tblGrid>
+        <w:gridCol w:w="1326"/>
+        <w:gridCol w:w="2530"/>
+        <w:gridCol w:w="1658"/>
+        <w:gridCol w:w="1830"/>
+        <w:gridCol w:w="1156"/>
+        <w:gridCol w:w="2290"/>
+      </w:tblGrid>
+      <w:tr>
+        <w:tc>
+          <w:tcPr>
+            <w:tcW w:w="1326" w:type="dxa"/>
+          </w:tcPr>
+          <w:p>
+            <w:pPr>
+              <w:jc w:val="right"/>
+              <w:rPr>
+                <w:rFonts w:cstheme="minorHAnsi"/>
+              </w:rPr>
+            </w:pPr>
+            <w:r>
+              <w:rPr>
+                <w:rFonts w:cstheme="minorHAnsi"/>
+                <w:b/>
+                <w:bCs/>
+              </w:rPr>
+              <w:t>EA:</w:t>
+            </w:r>
+          </w:p>
+        </w:tc>
+        <w:tc>
+          <w:tcPr>
+            <w:tcW w:w="2530" w:type="dxa"/>
+          </w:tcPr>
+          <w:p>
+            <w:pPr>
+              <w:pStyle w:val="Sinespaciado"/>
+              <w:jc w:val="both"/>
+              <w:rPr>
+                <w:rFonts w:cstheme="minorHAnsi"/>
+                <w:b/>
+                <w:bCs/>
+              </w:rPr>
+            </w:pPr>
+            <w:permStart w:id="497777449" w:edGrp="everyone"/>
+            <w:r>
+              <w:t>${CODIGO_VEHICULO}</w:t>
+            </w:r>
+            <w:permEnd w:id="497777449"/>
+          </w:p>
+        </w:tc>
+        <w:tc>
+          <w:tcPr>
+            <w:tcW w:w="1658" w:type="dxa"/>
+          </w:tcPr>
+          <w:p>
+            <w:pPr>
+              <w:jc w:val="right"/>
+              <w:rPr>
+                <w:rFonts w:cstheme="minorHAnsi"/>
+              </w:rPr>
+            </w:pPr>
+            <w:r>
+              <w:rPr>
+                <w:rFonts w:cstheme="minorHAnsi"/>
+                <w:b/>
+                <w:bCs/>
+              </w:rPr>
+              <w:t>PLACA:</w:t>
+            </w:r>
+          </w:p>
+        </w:tc>
+        <w:tc>
+          <w:tcPr>
+            <w:tcW w:w="1830" w:type="dxa"/>
+          </w:tcPr>
+          <w:p>
+            <w:pPr>
+              <w:pStyle w:val="Sinespaciado"/>
+              <w:jc w:val="both"/>
+              <w:rPr>
+                <w:rFonts w:cstheme="minorHAnsi"/>
+                <w:b/>
+                <w:bCs/>
+              </w:rPr>
+            </w:pPr>
+            <w:permStart w:id="344086610" w:edGrp="everyone"/>
+            <w:r>
+              <w:t>${PLACA}</w:t>
+            </w:r>
+            <w:permEnd w:id="344086610"/>
+          </w:p>
+        </w:tc>
+        <w:tc>
+          <w:tcPr>
+            <w:tcW w:w="1156" w:type="dxa"/>
+          </w:tcPr>
+          <w:p>
+            <w:pPr>
+              <w:jc w:val="right"/>
+              <w:rPr>
+                <w:rFonts w:cstheme="minorHAnsi"/>
+              </w:rPr>
+            </w:pPr>
+            <w:r>
+              <w:rPr>
+                <w:rFonts w:cstheme="minorHAnsi"/>
+                <w:b/>
+                <w:bCs/>
+              </w:rPr>
+              <w:t>MARCA:</w:t>
+            </w:r>
+          </w:p>
+        </w:tc>
+        <w:tc>
+          <w:tcPr>
+            <w:tcW w:w="2290" w:type="dxa"/>
+          </w:tcPr>
+          <w:p>
+            <w:pPr>
+              <w:pStyle w:val="Sinespaciado"/>
+              <w:jc w:val="both"/>
+              <w:rPr>
+                <w:rFonts w:cstheme="minorHAnsi"/>
+                <w:b/>
+                <w:bCs/>
+              </w:rPr>
+            </w:pPr>
+            <w:permStart w:id="1443921340" w:edGrp="everyone"/>
+            <w:r>
+              <w:t>${MARCA}</w:t>
+            </w:r>
+            <w:permEnd w:id="1443921340"/>
+          </w:p>
+        </w:tc>
+      </w:tr>
+      <w:tr>
+        <w:tc>
+          <w:tcPr>
+            <w:tcW w:w="1326" w:type="dxa"/>
+          </w:tcPr>
+          <w:p>
+            <w:pPr>
+              <w:jc w:val="right"/>
+              <w:rPr>
+                <w:rFonts w:cstheme="minorHAnsi"/>
+              </w:rPr>
+            </w:pPr>
+            <w:r>
+              <w:rPr>
+                <w:rFonts w:cstheme="minorHAnsi"/>
+                <w:b/>
+                <w:bCs/>
+              </w:rPr>
+              <w:t>MODELO:</w:t>
+            </w:r>
+          </w:p>
+        </w:tc>
+        <w:tc>
+          <w:tcPr>
+            <w:tcW w:w="2530" w:type="dxa"/>
+          </w:tcPr>
+          <w:p>
+            <w:pPr>
+              <w:pStyle w:val="Sinespaciado"/>
+              <w:jc w:val="both"/>
+              <w:rPr>
+                <w:rFonts w:cstheme="minorHAnsi"/>
+                <w:b/>
+                <w:bCs/>
+              </w:rPr>
+            </w:pPr>
+            <w:permStart w:id="1586721017" w:edGrp="everyone"/>
+            <w:r>
+              <w:t>${MODELO}</w:t>
+            </w:r>
+            <w:permEnd w:id="1586721017"/>
+          </w:p>
+        </w:tc>
+        <w:tc>
+          <w:tcPr>
+            <w:tcW w:w="1658" w:type="dxa"/>
+          </w:tcPr>
+          <w:p>
+            <w:pPr>
+              <w:jc w:val="right"/>
+              <w:rPr>
+                <w:rFonts w:cstheme="minorHAnsi"/>
+              </w:rPr>
+            </w:pPr>
+            <w:r>
+              <w:rPr>
+                <w:rFonts w:cstheme="minorHAnsi"/>
+                <w:b/>
+                <w:bCs/>
+              </w:rPr>
+              <w:t>TIPO:</w:t>
+            </w:r>
+          </w:p>
+        </w:tc>
+        <w:tc>
+          <w:tcPr>
+            <w:tcW w:w="1830" w:type="dxa"/>
+          </w:tcPr>
+          <w:p>
+            <w:pPr>
+              <w:pStyle w:val="Sinespaciado"/>
+              <w:jc w:val="both"/>
+              <w:rPr>
+                <w:rFonts w:cstheme="minorHAnsi"/>
+                <w:b/>
+                <w:bCs/>
+              </w:rPr>
+            </w:pPr>
+            <w:permStart w:id="2113471243" w:edGrp="everyone"/>
+            <w:r>
+              <w:t>${TIPO}</w:t>
+            </w:r>
+            <w:permEnd w:id="2113471243"/>
+          </w:p>
+        </w:tc>
+        <w:tc>
+          <w:tcPr>
+            <w:tcW w:w="1156" w:type="dxa"/>
+          </w:tcPr>
+          <w:p>
+            <w:pPr>
+              <w:jc w:val="right"/>
+              <w:rPr>
+                <w:rFonts w:cstheme="minorHAnsi"/>
+              </w:rPr>
+            </w:pPr>
+            <w:r>
+              <w:rPr>
+                <w:rFonts w:cstheme="minorHAnsi"/>
+                <w:b/>
+                <w:bCs/>
+                <w:lang w:val="en-US"/>
+              </w:rPr>
+              <w:t>CHASIS:</w:t>
+            </w:r>
+          </w:p>
+        </w:tc>
+        <w:tc>
+          <w:tcPr>
+            <w:tcW w:w="2290" w:type="dxa"/>
+          </w:tcPr>
+          <w:p>
+            <w:pPr>
+              <w:pStyle w:val="Sinespaciado"/>
+              <w:jc w:val="both"/>
+              <w:rPr>
+                <w:rFonts w:cstheme="minorHAnsi"/>
+                <w:b/>
+                <w:bCs/>
+                <w:lang w:val="en-US"/>
+              </w:rPr>
+            </w:pPr>
+            <w:permStart w:id="234554020" w:edGrp="everyone"/>
+            <w:r>
+              <w:rPr>
+                <w:lang w:val="en-US"/>
+              </w:rPr>
+              <w:t>${CHASIS}</w:t>
+            </w:r>
+            <w:permEnd w:id="234554020"/>
+          </w:p>
+        </w:tc>
+      </w:tr>
+      <w:tr>
+        <w:tc>
+          <w:tcPr>
+            <w:tcW w:w="1326" w:type="dxa"/>
+          </w:tcPr>
+          <w:p>
+            <w:pPr>
+              <w:jc w:val="right"/>
+              <w:rPr>
+                <w:rFonts w:cstheme="minorHAnsi"/>
+              </w:rPr>
+            </w:pPr>
+            <w:r>
+              <w:rPr>
+                <w:rFonts w:cstheme="minorHAnsi"/>
+                <w:b/>
+                <w:bCs/>
+                <w:lang w:val="en-US"/>
+              </w:rPr>
+              <w:t>MOTOR:</w:t>
+            </w:r>
+          </w:p>
+        </w:tc>
+        <w:tc>
+          <w:tcPr>
+            <w:tcW w:w="2530" w:type="dxa"/>
+          </w:tcPr>
+          <w:p>
+            <w:pPr>
+              <w:pStyle w:val="Sinespaciado"/>
+              <w:jc w:val="both"/>
+              <w:rPr>
+                <w:rFonts w:cstheme="minorHAnsi"/>
+                <w:b/>
+                <w:bCs/>
+                <w:lang w:val="en-US"/>
+              </w:rPr>
+            </w:pPr>
+            <w:permStart w:id="1818983294" w:edGrp="everyone"/>
+            <w:r>
+              <w:rPr>
+                <w:lang w:val="en-US"/>
+              </w:rPr>
+              <w:t>${MOTOR}</w:t>
+            </w:r>
+            <w:permEnd w:id="1818983294"/>
+          </w:p>
+        </w:tc>
+        <w:tc>
+          <w:tcPr>
+            <w:tcW w:w="1658" w:type="dxa"/>
+          </w:tcPr>
+          <w:p>
+            <w:pPr>
+              <w:jc w:val="right"/>
+              <w:rPr>
+                <w:rFonts w:cstheme="minorHAnsi"/>
+              </w:rPr>
+            </w:pPr>
+            <w:r>
+              <w:rPr>
+                <w:rFonts w:cstheme="minorHAnsi"/>
+                <w:b/>
+                <w:bCs/>
+                <w:lang w:val="en-US"/>
+              </w:rPr>
+              <w:t>COLOR</w:t>
+            </w:r>
+            <w:r>
+              <w:rPr>
+                <w:rFonts w:cstheme="minorHAnsi"/>
+                <w:lang w:val="en-US"/>
+              </w:rPr>
+              <w:t>:</w:t>
+            </w:r>
+          </w:p>
+        </w:tc>
+        <w:tc>
+          <w:tcPr>
+            <w:tcW w:w="1830" w:type="dxa"/>
+          </w:tcPr>
+          <w:p>
+            <w:pPr>
+              <w:pStyle w:val="Sinespaciado"/>
+              <w:tabs>
+                <w:tab w:val="left" w:pos="6105"/>
+              </w:tabs>
+              <w:jc w:val="both"/>
+              <w:rPr>
+                <w:rFonts w:cstheme="minorHAnsi"/>
+                <w:b/>
+                <w:bCs/>
+                <w:lang w:val="en-US"/>
+              </w:rPr>
+            </w:pPr>
+            <w:permStart w:id="1362171863" w:edGrp="everyone"/>
+            <w:r>
+              <w:rPr>
+                <w:lang w:val="en-US"/>
+              </w:rPr>
+              <w:t>${COLOR}</w:t>
+            </w:r>
+            <w:permEnd w:id="1362171863"/>
+          </w:p>
+        </w:tc>
+        <w:tc>
+          <w:tcPr>
+            <w:tcW w:w="1156" w:type="dxa"/>
+          </w:tcPr>
+          <w:p>
+            <w:pPr>
+              <w:jc w:val="right"/>
+              <w:rPr>
+                <w:rFonts w:cstheme="minorHAnsi"/>
+              </w:rPr>
+            </w:pPr>
+            <w:r>
+              <w:rPr>
+                <w:rFonts w:cstheme="minorHAnsi"/>
+                <w:b/>
+                <w:bCs/>
+              </w:rPr>
+              <w:t>AÑO:</w:t>
+            </w:r>
+          </w:p>
+        </w:tc>
+        <w:tc>
+          <w:tcPr>
+            <w:tcW w:w="2290" w:type="dxa"/>
+          </w:tcPr>
+          <w:p>
+            <w:pPr>
+              <w:pStyle w:val="Sinespaciado"/>
+              <w:tabs>
+                <w:tab w:val="left" w:pos="6105"/>
+              </w:tabs>
+              <w:jc w:val="both"/>
+              <w:rPr>
+                <w:rFonts w:cstheme="minorHAnsi"/>
+                <w:b/>
+                <w:bCs/>
+              </w:rPr>
+            </w:pPr>
+            <w:permStart w:id="1837241878" w:edGrp="everyone"/>
+            <w:r>
+              <w:t>${ANIO}</w:t>
+            </w:r>
+            <w:permEnd w:id="1837241878"/>
+          </w:p>
+        </w:tc>
+      </w:tr>
+      <w:tr>
+        <w:tc>
+          <w:tcPr>
+            <w:tcW w:w="1326" w:type="dxa"/>
+          </w:tcPr>
+          <w:p>
+            <w:pPr>
+              <w:jc w:val="right"/>
+              <w:rPr>
+                <w:rFonts w:cstheme="minorHAnsi"/>
+              </w:rPr>
+            </w:pPr>
+            <w:r>
+              <w:rPr>
+                <w:rFonts w:cstheme="minorHAnsi"/>
+                <w:b/>
+                <w:bCs/>
+              </w:rPr>
+              <w:t>CILINDRAJE:</w:t>
+            </w:r>
+          </w:p>
+        </w:tc>
+        <w:tc>
+          <w:tcPr>
+            <w:tcW w:w="2530" w:type="dxa"/>
+          </w:tcPr>
+          <w:p>
+            <w:pPr>
+              <w:pStyle w:val="Sinespaciado"/>
+              <w:jc w:val="both"/>
+              <w:rPr>
+                <w:rFonts w:cstheme="minorHAnsi"/>
+                <w:b/>
+                <w:bCs/>
+              </w:rPr>
+            </w:pPr>
+            <w:permStart w:id="1001745946" w:edGrp="everyone"/>
+            <w:r>
+              <w:t>${CILINDRAJE}</w:t>
+            </w:r>
+            <w:permEnd w:id="1001745946"/>
+          </w:p>
+        </w:tc>
+        <w:tc>
+          <w:tcPr>
+            <w:tcW w:w="1658" w:type="dxa"/>
+          </w:tcPr>
+          <w:p>
+            <w:pPr>
+              <w:jc w:val="right"/>
+              <w:rPr>
+                <w:rFonts w:cstheme="minorHAnsi"/>
+              </w:rPr>
+            </w:pPr>
+            <w:r>
+              <w:rPr>
+                <w:rFonts w:cstheme="minorHAnsi"/>
+                <w:b/>
+                <w:bCs/>
+              </w:rPr>
+              <w:t>COMBUSTIBLE:</w:t>
+            </w:r>
+          </w:p>
+        </w:tc>
+        <w:tc>
+          <w:tcPr>
+            <w:tcW w:w="1830" w:type="dxa"/>
+          </w:tcPr>
+          <w:p>
+            <w:pPr>
+              <w:pStyle w:val="Sinespaciado"/>
+              <w:jc w:val="both"/>
+            </w:pPr>
+            <w:permStart w:id="1926453119" w:edGrp="everyone"/>
+            <w:r>
+              <w:t>${COMBUSTIBLE}</w:t>
+            </w:r>
+            <w:permEnd w:id="1926453119"/>
+          </w:p>
+        </w:tc>
+        <w:tc>
+          <w:tcPr>
+            <w:tcW w:w="1156" w:type="dxa"/>
+          </w:tcPr>
+          <w:p>
+            <w:pPr>
+              <w:jc w:val="both"/>
+              <w:rPr>
+                <w:rFonts w:cstheme="minorHAnsi"/>
+              </w:rPr>
+            </w:pPr>
+          </w:p>
+        </w:tc>
+        <w:tc>
+          <w:tcPr>
+            <w:tcW w:w="2290" w:type="dxa"/>
+          </w:tcPr>
+          <w:p>
+            <w:pPr>
+              <w:jc w:val="both"/>
+              <w:rPr>
+                <w:rFonts w:cstheme="minorHAnsi"/>
+              </w:rPr>
+            </w:pPr>
+          </w:p>
+        </w:tc>
+      </w:tr>
+    </w:tbl>
     <w:p>
       <w:pPr>
         <w:pStyle w:val="Sinespaciado"/>
@@ -1207,14 +1363,139 @@
         <w:rPr>
           <w:rFonts w:cstheme="minorHAnsi"/>
         </w:rPr>
-        <w:t xml:space="preserve">: La reparación de los desperfectos originados por el uso habitual del vehículo será conforme a lo establecido en la política de garantía, la cual es un anexo al presente contrato y forma parte integral del mismo. Es entendido y aceptado por ambas partes que no se harán devoluciones de dinero en primas o pago total del vehículo después de 72 horas de haber realizado la transacción. El comprador entiende y acepta que no proceden cambios de vehículos en casos de fallas o desperfectos mecánicos, ni anulación de ventas en vehículos dispensados por demoras en el proceso de nacionalización por razones no imputables a EL VENDEDOR. En ninguna circunstancia EL VENDEDOR será responsable de indemnizar a el comprador, el tiempo de inmovilización del vehículo, </w:t>
+        <w:t xml:space="preserve">: La reparación de los desperfectos originados por el uso habitual del vehículo será conforme a lo establecido en la política de garantía, la cual es un anexo al presente contrato y forma parte integral del mismo. Es entendido y aceptado por ambas partes que no se harán devoluciones de dinero en primas o pago total del vehículo después de 72 horas de haber realizado la transacción. El comprador entiende y acepta que no proceden cambios de vehículos en casos de fallas o desperfectos mecánicos, ni anulación de ventas en vehículos dispensados por demoras en el proceso de nacionalización por razones no imputables a EL VENDEDOR. En ninguna circunstancia EL VENDEDOR será responsable de indemnizar a el comprador, el tiempo de inmovilización del vehículo, pagar lucro cesante y absorber otro tipo de gasto, durante el tiempo que la unidad esté en taller por reparaciones de los daños o desperfectos. </w:t>
+      </w:r>
+      <w:r>
+        <w:rPr>
+          <w:rFonts w:cstheme="minorHAnsi"/>
+          <w:b/>
+          <w:bCs/>
+          <w:u w:val="single"/>
+        </w:rPr>
+        <w:t>SEXTA</w:t>
+      </w:r>
+      <w:r>
+        <w:rPr>
+          <w:rFonts w:cstheme="minorHAnsi"/>
+          <w:b/>
+          <w:bCs/>
+        </w:rPr>
+        <w:t xml:space="preserve">: </w:t>
+      </w:r>
+      <w:r>
+        <w:rPr>
+          <w:rFonts w:cstheme="minorHAnsi"/>
+        </w:rPr>
+        <w:t xml:space="preserve">EL VENDEDOR hace entrega del vehículo, en buen estado, libre de gravámenes, embargos, multas, pactos de reserva de dominio y cualquiera otra circunstancia que afecte el libre comercio del bien objeto del presente contrato. </w:t>
+      </w:r>
+      <w:r>
+        <w:rPr>
+          <w:rFonts w:cstheme="minorHAnsi"/>
+          <w:b/>
+          <w:bCs/>
+          <w:u w:val="single"/>
+        </w:rPr>
+        <w:t>SÉPTIMA</w:t>
+      </w:r>
+      <w:r>
+        <w:rPr>
+          <w:rFonts w:cstheme="minorHAnsi"/>
+        </w:rPr>
+        <w:t xml:space="preserve">: EL VENDEDOR se obliga a rendir a favor del COMPRADOR una garantía mecánica de sesenta días (60) naturales, los cuales comienzan a contar a partir del día de la entrega del vehículo. Dicha garantía mecánica cubre desperfectos de caja, motor y diferencial (cuando aplique o según lo plasmado en la política de garantía). </w:t>
+      </w:r>
+      <w:r>
+        <w:rPr>
+          <w:rFonts w:cstheme="minorHAnsi"/>
+          <w:b/>
+          <w:bCs/>
+          <w:u w:val="single"/>
+        </w:rPr>
+        <w:t>OCTAVA</w:t>
+      </w:r>
+      <w:r>
+        <w:rPr>
+          <w:rFonts w:cstheme="minorHAnsi"/>
+          <w:b/>
+          <w:bCs/>
+        </w:rPr>
+        <w:t xml:space="preserve">: </w:t>
+      </w:r>
+      <w:r>
+        <w:rPr>
+          <w:rFonts w:cstheme="minorHAnsi"/>
+        </w:rPr>
+        <w:t xml:space="preserve">Para hacer efectiva la garantía mecánica establecida en la cláusula SÉPTIMA, EL COMPRADOR deberá:  </w:t>
+      </w:r>
+      <w:r>
+        <w:rPr>
+          <w:rFonts w:cstheme="minorHAnsi"/>
+          <w:b/>
+          <w:bCs/>
+        </w:rPr>
+        <w:t>a)</w:t>
+      </w:r>
+      <w:r>
+        <w:rPr>
+          <w:rFonts w:cstheme="minorHAnsi"/>
+        </w:rPr>
+        <w:t xml:space="preserve"> Notificar </w:t>
       </w:r>
       <w:r>
         <w:rPr>
           <w:rFonts w:cstheme="minorHAnsi"/>
         </w:rPr>
         <w:lastRenderedPageBreak/>
-        <w:t xml:space="preserve">pagar lucro cesante y absorber otro tipo de gasto, durante el tiempo que la unidad esté en taller por reparaciones de los daños o desperfectos. </w:t>
+        <w:t xml:space="preserve">inmediatamente por escrito o por cualquier medio a EL VENDEDOR dentro de las veinticuatro (24) horas siguientes de detectado el desperfecto </w:t>
+      </w:r>
+      <w:r>
+        <w:rPr>
+          <w:rFonts w:cstheme="minorHAnsi"/>
+          <w:b/>
+          <w:bCs/>
+        </w:rPr>
+        <w:t>b)</w:t>
+      </w:r>
+      <w:r>
+        <w:rPr>
+          <w:rFonts w:cstheme="minorHAnsi"/>
+        </w:rPr>
+        <w:t xml:space="preserve"> Abstenerse de realizar reparaciones en talleres no autorizados por EL VENDEDOR. </w:t>
+      </w:r>
+      <w:r>
+        <w:rPr>
+          <w:rFonts w:cstheme="minorHAnsi"/>
+          <w:b/>
+          <w:bCs/>
+        </w:rPr>
+        <w:t>c)</w:t>
+      </w:r>
+      <w:r>
+        <w:rPr>
+          <w:rFonts w:cstheme="minorHAnsi"/>
+        </w:rPr>
+        <w:t xml:space="preserve"> Presentar el vehículo en el taller designado por EL VENDEDOR para su evaluación </w:t>
+      </w:r>
+      <w:r>
+        <w:rPr>
+          <w:rFonts w:cstheme="minorHAnsi"/>
+          <w:b/>
+          <w:bCs/>
+        </w:rPr>
+        <w:t>d)</w:t>
+      </w:r>
+      <w:r>
+        <w:rPr>
+          <w:rFonts w:cstheme="minorHAnsi"/>
+        </w:rPr>
+        <w:t xml:space="preserve"> El incumplimiento de estas condiciones dejará sin valor y efecto la garantía otorgada</w:t>
+      </w:r>
+      <w:r>
+        <w:rPr>
+          <w:rFonts w:cstheme="minorHAnsi"/>
+          <w:b/>
+          <w:bCs/>
+        </w:rPr>
+        <w:t xml:space="preserve">. </w:t>
       </w:r>
       <w:r>
         <w:rPr>
@@ -1223,21 +1504,41 @@
           <w:bCs/>
           <w:u w:val="single"/>
         </w:rPr>
-        <w:t>SEXTA</w:t>
-      </w:r>
-      <w:r>
-        <w:rPr>
-          <w:rFonts w:cstheme="minorHAnsi"/>
-          <w:b/>
-          <w:bCs/>
-        </w:rPr>
-        <w:t xml:space="preserve">: </w:t>
-      </w:r>
-      <w:r>
-        <w:rPr>
-          <w:rFonts w:cstheme="minorHAnsi"/>
-        </w:rPr>
-        <w:t xml:space="preserve">EL VENDEDOR hace entrega del vehículo, en buen estado, libre de gravámenes, embargos, multas, pactos de reserva de dominio y cualquiera otra circunstancia que afecte el libre comercio del bien objeto del presente contrato. </w:t>
+        <w:t>NOVENA</w:t>
+      </w:r>
+      <w:r>
+        <w:rPr>
+          <w:rFonts w:cstheme="minorHAnsi"/>
+        </w:rPr>
+        <w:t>: EL VENDEDOR se obliga a inscribir al automóvil a favor del COMPRADOR, ante</w:t>
+      </w:r>
+      <w:r>
+        <w:rPr>
+          <w:rFonts w:cstheme="minorHAnsi"/>
+          <w:b/>
+          <w:bCs/>
+        </w:rPr>
+        <w:t xml:space="preserve"> </w:t>
+      </w:r>
+      <w:r>
+        <w:rPr>
+          <w:rFonts w:cstheme="minorHAnsi"/>
+        </w:rPr>
+        <w:t>Registro Vehicular, dependencia del</w:t>
+      </w:r>
+      <w:r>
+        <w:rPr>
+          <w:rFonts w:cstheme="minorHAnsi"/>
+          <w:b/>
+          <w:bCs/>
+        </w:rPr>
+        <w:t xml:space="preserve"> </w:t>
+      </w:r>
+      <w:r>
+        <w:rPr>
+          <w:rFonts w:cstheme="minorHAnsi"/>
+        </w:rPr>
+        <w:t xml:space="preserve">Instituto de La Propiedad en el menor tiempo posible. A partir de la entrega real y material del vehículo, todos los riesgos, daños, pérdidas, multas, accidentes, infracciones, responsabilidades civiles, penales o administrativas que se generen recaerán exclusivamente sobre EL COMPRADOR, aun cuando el traspaso de tradición de dominio ante el Instituto de la Propiedad se encuentre pendiente de inscripción. EL VENDEDOR no será responsable por retrasos derivados de trámites gubernamentales o administrativos ante el Instituto de la Propiedad u otras entidades estatales, cuando dichas demoras no sean imputables directamente a su voluntad o negligencia. </w:t>
       </w:r>
       <w:r>
         <w:rPr>
@@ -1246,13 +1547,13 @@
           <w:bCs/>
           <w:u w:val="single"/>
         </w:rPr>
-        <w:t>SÉPTIMA</w:t>
-      </w:r>
-      <w:r>
-        <w:rPr>
-          <w:rFonts w:cstheme="minorHAnsi"/>
-        </w:rPr>
-        <w:t xml:space="preserve">: EL VENDEDOR se obliga a rendir a favor del COMPRADOR una garantía mecánica de sesenta días (60) naturales, los cuales comienzan a contar a partir del día de la entrega del vehículo. Dicha garantía mecánica cubre desperfectos de caja, motor y diferencial (cuando aplique o según lo plasmado en la política de garantía). </w:t>
+        <w:t>DECIMA</w:t>
+      </w:r>
+      <w:r>
+        <w:rPr>
+          <w:rFonts w:cstheme="minorHAnsi"/>
+        </w:rPr>
+        <w:t xml:space="preserve">: El VENDEDOR, absorberá el costo del pago de la matricula anual vehicular, si la unidad es comprada durante el mes de pago de esta, caso contrario es obligación del comprador realizar dicho pago, el mes que le corresponde. Los costos de auténtica del formulario de tradición de dominio y la inscripción de traspaso ante Registro Vehicular son por cuenta del vendedor; el pago del cambio de propietario y la reposición de la boleta de revisión, cuando el vehículo ya esté a nombre del nuevo propietario recae sobre el COMPRADOR. En los casos de reposición de placas y de boletas de revisión extraviadas por razones imputables al COMPRADOR, recae sobre EL COMPRADOR la obligación de absorber el costo de reposición de estos. </w:t>
       </w:r>
       <w:r>
         <w:rPr>
@@ -1261,77 +1562,28 @@
           <w:bCs/>
           <w:u w:val="single"/>
         </w:rPr>
-        <w:t>OCTAVA</w:t>
-      </w:r>
-      <w:r>
-        <w:rPr>
-          <w:rFonts w:cstheme="minorHAnsi"/>
-          <w:b/>
-          <w:bCs/>
-        </w:rPr>
-        <w:t xml:space="preserve">: </w:t>
-      </w:r>
-      <w:r>
-        <w:rPr>
-          <w:rFonts w:cstheme="minorHAnsi"/>
-        </w:rPr>
-        <w:t xml:space="preserve">Para hacer efectiva la garantía mecánica establecida en la cláusula SÉPTIMA, EL COMPRADOR deberá:  </w:t>
-      </w:r>
-      <w:r>
-        <w:rPr>
-          <w:rFonts w:cstheme="minorHAnsi"/>
-          <w:b/>
-          <w:bCs/>
-        </w:rPr>
-        <w:t>a)</w:t>
-      </w:r>
-      <w:r>
-        <w:rPr>
-          <w:rFonts w:cstheme="minorHAnsi"/>
-        </w:rPr>
-        <w:t xml:space="preserve"> Notificar inmediatamente por escrito o por cualquier medio a EL VENDEDOR dentro de las veinticuatro (24) horas siguientes de detectado el desperfecto </w:t>
-      </w:r>
-      <w:r>
-        <w:rPr>
-          <w:rFonts w:cstheme="minorHAnsi"/>
-          <w:b/>
-          <w:bCs/>
-        </w:rPr>
-        <w:t>b)</w:t>
-      </w:r>
-      <w:r>
-        <w:rPr>
-          <w:rFonts w:cstheme="minorHAnsi"/>
-        </w:rPr>
-        <w:t xml:space="preserve"> Abstenerse de realizar reparaciones en talleres no autorizados por EL VENDEDOR. </w:t>
-      </w:r>
-      <w:r>
-        <w:rPr>
-          <w:rFonts w:cstheme="minorHAnsi"/>
-          <w:b/>
-          <w:bCs/>
-        </w:rPr>
-        <w:t>c)</w:t>
-      </w:r>
-      <w:r>
-        <w:rPr>
-          <w:rFonts w:cstheme="minorHAnsi"/>
-        </w:rPr>
-        <w:t xml:space="preserve"> Presentar el vehículo en el taller designado por EL VENDEDOR para su evaluación </w:t>
-      </w:r>
-      <w:r>
-        <w:rPr>
-          <w:rFonts w:cstheme="minorHAnsi"/>
-          <w:b/>
-          <w:bCs/>
-        </w:rPr>
-        <w:t>d)</w:t>
-      </w:r>
-      <w:r>
-        <w:rPr>
-          <w:rFonts w:cstheme="minorHAnsi"/>
-        </w:rPr>
-        <w:t xml:space="preserve"> El incumplimiento de estas condiciones dejará sin valor y efecto la garantía otorgada</w:t>
+        <w:t>DECIMA PRIMERA</w:t>
+      </w:r>
+      <w:r>
+        <w:rPr>
+          <w:rFonts w:cstheme="minorHAnsi"/>
+        </w:rPr>
+        <w:t xml:space="preserve">: Por este acto EL VENDEDOR hace entrega real y material al COMPRADOR del vehículo automotor objeto del presente contrato y este declara haberlo recibido a su entera satisfacción en buen estado de uso y funcionamiento. </w:t>
+      </w:r>
+      <w:r>
+        <w:rPr>
+          <w:rFonts w:cstheme="minorHAnsi"/>
+          <w:b/>
+          <w:bCs/>
+          <w:u w:val="single"/>
+        </w:rPr>
+        <w:t>DÉCIMA SEGUNDA</w:t>
+      </w:r>
+      <w:r>
+        <w:rPr>
+          <w:rFonts w:cstheme="minorHAnsi"/>
+        </w:rPr>
+        <w:t>: Las partes acuerdan expresamente que el vehículo objeto del presente contrato permanecerá bajo reserva de dominio a favor de EL VENDEDOR hasta la cancelación total del precio pactado. En consecuencia, mientras no se haya realizado el pago total, EL COMPRADOR no podrá vender, traspasar, gravar, ceder o disponer del vehículo bajo ningún título</w:t>
       </w:r>
       <w:r>
         <w:rPr>
@@ -1348,124 +1600,76 @@
           <w:bCs/>
           <w:u w:val="single"/>
         </w:rPr>
-        <w:t>NOVENA</w:t>
-      </w:r>
-      <w:r>
-        <w:rPr>
-          <w:rFonts w:cstheme="minorHAnsi"/>
-        </w:rPr>
-        <w:t>: EL VENDEDOR se obliga a inscribir al automóvil a favor del COMPRADOR, ante</w:t>
-      </w:r>
-      <w:r>
-        <w:rPr>
-          <w:rFonts w:cstheme="minorHAnsi"/>
-          <w:b/>
-          <w:bCs/>
+        <w:t>DECIMA TERCERA</w:t>
+      </w:r>
+      <w:r>
+        <w:rPr>
+          <w:rFonts w:cstheme="minorHAnsi"/>
+        </w:rPr>
+        <w:t xml:space="preserve">: Independencia de las cláusulas, en caso de considerarse que cualquier disposición de este contrato sea declarada ilegal, inaplicable, inejecutable por un tribunal competente, dicha estipulación no afectará ninguna otra disposición o disposiciones contenidas en este contrato, ni tornará inválidas, inaplicables o inejecutables tales otras disposiciones. </w:t>
+      </w:r>
+      <w:r>
+        <w:rPr>
+          <w:rFonts w:cstheme="minorHAnsi"/>
+          <w:b/>
+          <w:bCs/>
+          <w:u w:val="single"/>
+        </w:rPr>
+        <w:t>DECIMA CUARTA</w:t>
+      </w:r>
+      <w:r>
+        <w:rPr>
+          <w:rFonts w:cstheme="minorHAnsi"/>
+        </w:rPr>
+        <w:t xml:space="preserve">: RESOLUCION DE CONFLICTOS cualquier controversia o reclamo que se origine del presente contrato o que se relacione con la falta de cumplimiento del mismo, deberá ser resuelto por medio del arreglo directo entre ambas partes, en caso de no tener resultados satisfactorios por el medio anterior, ambas partes se someten a la mediación de un tribunal arbitral, que estará integrado por tres miembros, nombrados uno por cada parte y un tercero por el Centro de Conciliación y Arbitraje  de la Cámara de Comercio e Industrias de Cortés. </w:t>
+      </w:r>
+      <w:r>
+        <w:rPr>
+          <w:rFonts w:cstheme="minorHAnsi"/>
+          <w:b/>
+          <w:bCs/>
+          <w:u w:val="single"/>
+        </w:rPr>
+        <w:t>DECIMA QUINTA</w:t>
+      </w:r>
+      <w:r>
+        <w:rPr>
+          <w:rFonts w:cstheme="minorHAnsi"/>
+        </w:rPr>
+        <w:t xml:space="preserve">: Los comparecientes, en sus respectivos caracteres y representaciones, aceptan los derechos y obligaciones contenidos en el presente documento. Leído que fue íntegramente el presente contrato, es ratificado, y aprobado, por ambas partes y en fe de lo cual firman, </w:t>
+      </w:r>
+      <w:r>
+        <w:rPr>
+          <w:rFonts w:cstheme="minorHAnsi"/>
+        </w:rPr>
+        <w:t>en la Ciudad de</w:t>
+      </w:r>
+      <w:r>
+        <w:rPr>
+          <w:rFonts w:cstheme="minorHAnsi"/>
         </w:rPr>
         <w:t xml:space="preserve"> </w:t>
       </w:r>
       <w:r>
-        <w:rPr>
-          <w:rFonts w:cstheme="minorHAnsi"/>
-        </w:rPr>
-        <w:t>Registro Vehicular, dependencia del</w:t>
-      </w:r>
-      <w:r>
-        <w:rPr>
-          <w:rFonts w:cstheme="minorHAnsi"/>
-          <w:b/>
-          <w:bCs/>
-        </w:rPr>
-        <w:t xml:space="preserve"> </w:t>
-      </w:r>
-      <w:r>
-        <w:rPr>
-          <w:rFonts w:cstheme="minorHAnsi"/>
-        </w:rPr>
-        <w:t xml:space="preserve">Instituto de La Propiedad en el menor tiempo posible. A partir de la entrega real y material del vehículo, todos los riesgos, daños, pérdidas, multas, accidentes, infracciones, responsabilidades civiles, penales o administrativas que se generen recaerán exclusivamente sobre EL COMPRADOR, aun cuando el traspaso de tradición de dominio ante el Instituto de la Propiedad se encuentre pendiente de inscripción. EL VENDEDOR no será responsable por retrasos derivados de trámites gubernamentales o administrativos ante el Instituto de la Propiedad u otras entidades estatales, cuando dichas demoras no sean imputables directamente a su voluntad o negligencia. </w:t>
-      </w:r>
-      <w:r>
-        <w:rPr>
-          <w:rFonts w:cstheme="minorHAnsi"/>
-          <w:b/>
-          <w:bCs/>
-          <w:u w:val="single"/>
-        </w:rPr>
-        <w:t>DECIMA</w:t>
-      </w:r>
-      <w:r>
-        <w:rPr>
-          <w:rFonts w:cstheme="minorHAnsi"/>
-        </w:rPr>
-        <w:t xml:space="preserve">: El VENDEDOR, absorberá el costo del pago de la matricula anual vehicular, si la unidad es comprada durante el mes de pago de esta, caso contrario es obligación del comprador realizar dicho pago, el mes que le corresponde. Los costos de auténtica del formulario de tradición de dominio y la inscripción de traspaso ante Registro Vehicular son por cuenta del vendedor; el pago del cambio de propietario y la reposición de la boleta de revisión, cuando el vehículo ya esté a nombre del nuevo propietario recae sobre el COMPRADOR. En los casos de reposición de placas y de boletas de revisión extraviadas por razones imputables al COMPRADOR, recae sobre EL COMPRADOR la obligación de absorber el costo de reposición de estos. </w:t>
-      </w:r>
-      <w:r>
-        <w:rPr>
-          <w:rFonts w:cstheme="minorHAnsi"/>
-          <w:b/>
-          <w:bCs/>
-          <w:u w:val="single"/>
-        </w:rPr>
-        <w:t>DECIMA PRIMERA</w:t>
-      </w:r>
-      <w:r>
-        <w:rPr>
-          <w:rFonts w:cstheme="minorHAnsi"/>
-        </w:rPr>
-        <w:t xml:space="preserve">: Por este acto EL VENDEDOR hace entrega real y material al COMPRADOR del vehículo automotor objeto del presente contrato y este declara haberlo recibido a su entera satisfacción en buen estado de uso y funcionamiento. </w:t>
-      </w:r>
-      <w:r>
-        <w:rPr>
-          <w:rFonts w:cstheme="minorHAnsi"/>
-          <w:b/>
-          <w:bCs/>
-          <w:u w:val="single"/>
-        </w:rPr>
-        <w:t>DÉCIMA SEGUNDA</w:t>
-      </w:r>
-      <w:r>
-        <w:rPr>
-          <w:rFonts w:cstheme="minorHAnsi"/>
-        </w:rPr>
-        <w:t>: Las partes acuerdan expresamente que el vehículo objeto del presente contrato permanecerá bajo reserva de dominio a favor de EL VENDEDOR hasta la cancelación total del precio pactado. En consecuencia, mientras no se haya realizado el pago total, EL COMPRADOR no podrá vender, traspasar, gravar, ceder o disponer del vehículo bajo ningún título</w:t>
-      </w:r>
-      <w:r>
-        <w:rPr>
-          <w:rFonts w:cstheme="minorHAnsi"/>
-          <w:b/>
-          <w:bCs/>
-        </w:rPr>
-        <w:t xml:space="preserve">. </w:t>
-      </w:r>
-      <w:r>
-        <w:rPr>
-          <w:rFonts w:cstheme="minorHAnsi"/>
-          <w:b/>
-          <w:bCs/>
-          <w:u w:val="single"/>
-        </w:rPr>
-        <w:t>DECIMA TERCERA</w:t>
-      </w:r>
-      <w:r>
-        <w:rPr>
-          <w:rFonts w:cstheme="minorHAnsi"/>
-        </w:rPr>
-        <w:t xml:space="preserve">: Independencia de las cláusulas, en caso de considerarse que cualquier disposición de este contrato sea declarada ilegal, inaplicable, inejecutable por un tribunal competente, dicha estipulación no afectará ninguna otra disposición o disposiciones contenidas en este contrato, ni tornará inválidas, inaplicables o inejecutables tales otras disposiciones. </w:t>
-      </w:r>
-      <w:r>
-        <w:rPr>
-          <w:rFonts w:cstheme="minorHAnsi"/>
-          <w:b/>
-          <w:bCs/>
-          <w:u w:val="single"/>
-        </w:rPr>
-        <w:t>DECIMA CUARTA</w:t>
-      </w:r>
-      <w:r>
-        <w:rPr>
-          <w:rFonts w:cstheme="minorHAnsi"/>
-        </w:rPr>
-        <w:t xml:space="preserve">: RESOLUCION DE CONFLICTOS cualquier controversia o reclamo que se origine del presente contrato o que se relacione con la falta de cumplimiento del mismo, deberá ser resuelto por medio del arreglo directo entre ambas partes, en caso de no tener resultados satisfactorios por el medio anterior, ambas partes se someten a la mediación de un tribunal arbitral, que estará integrado por tres miembros, nombrados uno por cada parte y un tercero por el Centro de Conciliación y Arbitraje  de la Cámara de Comercio e Industrias de Cortés. </w:t>
+        <w:t>${CIUDAD},</w:t>
+      </w:r>
+      <w:r>
+        <w:rPr>
+          <w:rFonts w:cstheme="minorHAnsi"/>
+        </w:rPr>
+        <w:t xml:space="preserve"> Departamento de</w:t>
+      </w:r>
+      <w:r>
+        <w:rPr>
+          <w:rFonts w:cstheme="minorHAnsi"/>
+        </w:rPr>
+        <w:t xml:space="preserve"> ${DEPARTAMENTO}</w:t>
+      </w:r>
+      <w:r>
+        <w:rPr>
+          <w:rFonts w:cstheme="minorHAnsi"/>
+        </w:rPr>
+        <w:t xml:space="preserve">, </w:t>
       </w:r>
     </w:p>
     <w:p>
@@ -1476,127 +1680,6 @@
           <w:rFonts w:cstheme="minorHAnsi"/>
         </w:rPr>
       </w:pPr>
-    </w:p>
-    <w:p>
-      <w:pPr>
-        <w:pStyle w:val="Sinespaciado"/>
-        <w:jc w:val="both"/>
-        <w:rPr>
-          <w:rFonts w:cstheme="minorHAnsi"/>
-        </w:rPr>
-      </w:pPr>
-    </w:p>
-    <w:p>
-      <w:pPr>
-        <w:pStyle w:val="Sinespaciado"/>
-        <w:jc w:val="both"/>
-        <w:rPr>
-          <w:rFonts w:cstheme="minorHAnsi"/>
-        </w:rPr>
-      </w:pPr>
-    </w:p>
-    <w:p>
-      <w:pPr>
-        <w:pStyle w:val="Sinespaciado"/>
-        <w:jc w:val="both"/>
-        <w:rPr>
-          <w:rFonts w:cstheme="minorHAnsi"/>
-        </w:rPr>
-      </w:pPr>
-    </w:p>
-    <w:p>
-      <w:pPr>
-        <w:pStyle w:val="Sinespaciado"/>
-        <w:jc w:val="both"/>
-        <w:rPr>
-          <w:rFonts w:cstheme="minorHAnsi"/>
-        </w:rPr>
-      </w:pPr>
-    </w:p>
-    <w:p>
-      <w:pPr>
-        <w:pStyle w:val="Sinespaciado"/>
-        <w:jc w:val="both"/>
-        <w:rPr>
-          <w:rFonts w:cstheme="minorHAnsi"/>
-        </w:rPr>
-      </w:pPr>
-    </w:p>
-    <w:p>
-      <w:pPr>
-        <w:pStyle w:val="Sinespaciado"/>
-        <w:jc w:val="both"/>
-        <w:rPr>
-          <w:rFonts w:cstheme="minorHAnsi"/>
-        </w:rPr>
-      </w:pPr>
-    </w:p>
-    <w:p>
-      <w:pPr>
-        <w:pStyle w:val="Sinespaciado"/>
-        <w:jc w:val="both"/>
-        <w:rPr>
-          <w:rFonts w:cstheme="minorHAnsi"/>
-        </w:rPr>
-      </w:pPr>
-      <w:r>
-        <w:rPr>
-          <w:rFonts w:cstheme="minorHAnsi"/>
-          <w:b/>
-          <w:bCs/>
-          <w:u w:val="single"/>
-        </w:rPr>
-        <w:lastRenderedPageBreak/>
-        <w:t>DECIMA QUINTA</w:t>
-      </w:r>
-      <w:r>
-        <w:rPr>
-          <w:rFonts w:cstheme="minorHAnsi"/>
-        </w:rPr>
-        <w:t xml:space="preserve">: Los comparecientes, en sus respectivos caracteres y representaciones, aceptan los derechos y obligaciones contenidos en el presente documento. Leído que fue íntegramente el presente contrato, es ratificado, y aprobado, por ambas partes y en fe de lo cual firman, </w:t>
-      </w:r>
-      <w:r>
-        <w:rPr>
-          <w:rFonts w:cstheme="minorHAnsi"/>
-        </w:rPr>
-        <w:t>en la Ciudad de</w:t>
-      </w:r>
-      <w:r>
-        <w:rPr>
-          <w:rFonts w:cstheme="minorHAnsi"/>
-        </w:rPr>
-        <w:t xml:space="preserve"> </w:t>
-      </w:r>
-      <w:r>
-        <w:t>${CIUDAD},</w:t>
-      </w:r>
-      <w:r>
-        <w:rPr>
-          <w:rFonts w:cstheme="minorHAnsi"/>
-        </w:rPr>
-        <w:t xml:space="preserve"> Departamento de</w:t>
-      </w:r>
-      <w:r>
-        <w:rPr>
-          <w:rFonts w:cstheme="minorHAnsi"/>
-        </w:rPr>
-        <w:t xml:space="preserve"> ${DEPARTAMENTO}</w:t>
-      </w:r>
-      <w:r>
-        <w:rPr>
-          <w:rFonts w:cstheme="minorHAnsi"/>
-        </w:rPr>
-        <w:t xml:space="preserve">, </w:t>
-      </w:r>
-    </w:p>
-    <w:p>
-      <w:pPr>
-        <w:pStyle w:val="Sinespaciado"/>
-        <w:jc w:val="both"/>
-        <w:rPr>
-          <w:rFonts w:cstheme="minorHAnsi"/>
-        </w:rPr>
-      </w:pPr>
       <w:r>
         <w:rPr>
           <w:rFonts w:cstheme="minorHAnsi"/>
@@ -1681,15 +1764,6 @@
         </w:rPr>
         <w:t>.</w:t>
       </w:r>
-    </w:p>
-    <w:p>
-      <w:pPr>
-        <w:pStyle w:val="Sinespaciado"/>
-        <w:jc w:val="both"/>
-        <w:rPr>
-          <w:rFonts w:cstheme="minorHAnsi"/>
-        </w:rPr>
-      </w:pPr>
     </w:p>
     <w:tbl>
       <w:tblPr>
@@ -1898,24 +1972,13 @@
               <w:t>${</w:t>
             </w:r>
             <w:r>
-              <w:t>NOMBRE_EMPRESA_</w:t>
-            </w:r>
-            <w:proofErr w:type="gramStart"/>
-            <w:r>
-              <w:t>J}</w:t>
-            </w:r>
-            <w:r>
-              <w:rPr>
-                <w:rFonts w:cstheme="minorHAnsi"/>
-              </w:rPr>
-              <w:t xml:space="preserve">   </w:t>
-            </w:r>
-            <w:proofErr w:type="gramEnd"/>
-            <w:r>
-              <w:rPr>
-                <w:rFonts w:cstheme="minorHAnsi"/>
-              </w:rPr>
-              <w:t xml:space="preserve">                             COMPRADOR</w:t>
+              <w:t>NOMBRE_EMPRESA_J}</w:t>
+            </w:r>
+            <w:r>
+              <w:rPr>
+                <w:rFonts w:cstheme="minorHAnsi"/>
+              </w:rPr>
+              <w:t xml:space="preserve">                                COMPRADOR</w:t>
             </w:r>
           </w:p>
         </w:tc>
@@ -2231,15 +2294,7 @@
       <w:t xml:space="preserve">Fecha: </w:t>
     </w:r>
     <w:r>
-      <w:t xml:space="preserve">28 de </w:t>
-    </w:r>
-    <w:proofErr w:type="gramStart"/>
-    <w:r>
-      <w:t>Febrero</w:t>
-    </w:r>
-    <w:proofErr w:type="gramEnd"/>
-    <w:r>
-      <w:t xml:space="preserve"> de 2026</w:t>
+      <w:t>28 de Febrero de 2026</w:t>
     </w:r>
   </w:p>
 </w:hdr>

--- a/plantillas/venta_contrato_vehiculo_PJ_NULO_v2.docx
+++ b/plantillas/venta_contrato_vehiculo_PJ_NULO_v2.docx
@@ -682,20 +682,21 @@
           <w:insideH w:val="none" w:sz="0" w:space="0" w:color="auto"/>
           <w:insideV w:val="none" w:sz="0" w:space="0" w:color="auto"/>
         </w:tblBorders>
+        <w:tblLayout w:type="fixed"/>
         <w:tblLook w:val="04A0" w:firstRow="1" w:lastRow="0" w:firstColumn="1" w:lastColumn="0" w:noHBand="0" w:noVBand="1"/>
       </w:tblPr>
       <w:tblGrid>
-        <w:gridCol w:w="1326"/>
-        <w:gridCol w:w="2530"/>
-        <w:gridCol w:w="1658"/>
-        <w:gridCol w:w="1830"/>
-        <w:gridCol w:w="1156"/>
-        <w:gridCol w:w="2290"/>
+        <w:gridCol w:w="1327"/>
+        <w:gridCol w:w="2235"/>
+        <w:gridCol w:w="1597"/>
+        <w:gridCol w:w="2393"/>
+        <w:gridCol w:w="991"/>
+        <w:gridCol w:w="2247"/>
       </w:tblGrid>
       <w:tr>
         <w:tc>
           <w:tcPr>
-            <w:tcW w:w="1326" w:type="dxa"/>
+            <w:tcW w:w="1327" w:type="dxa"/>
           </w:tcPr>
           <w:p>
             <w:pPr>
@@ -716,7 +717,7 @@
         </w:tc>
         <w:tc>
           <w:tcPr>
-            <w:tcW w:w="2530" w:type="dxa"/>
+            <w:tcW w:w="2235" w:type="dxa"/>
           </w:tcPr>
           <w:p>
             <w:pPr>
@@ -728,16 +729,16 @@
                 <w:bCs/>
               </w:rPr>
             </w:pPr>
-            <w:permStart w:id="497777449" w:edGrp="everyone"/>
+            <w:permStart w:id="1437099590" w:edGrp="everyone"/>
             <w:r>
               <w:t>${CODIGO_VEHICULO}</w:t>
             </w:r>
-            <w:permEnd w:id="497777449"/>
-          </w:p>
-        </w:tc>
-        <w:tc>
-          <w:tcPr>
-            <w:tcW w:w="1658" w:type="dxa"/>
+            <w:permEnd w:id="1437099590"/>
+          </w:p>
+        </w:tc>
+        <w:tc>
+          <w:tcPr>
+            <w:tcW w:w="1597" w:type="dxa"/>
           </w:tcPr>
           <w:p>
             <w:pPr>
@@ -758,7 +759,7 @@
         </w:tc>
         <w:tc>
           <w:tcPr>
-            <w:tcW w:w="1830" w:type="dxa"/>
+            <w:tcW w:w="2393" w:type="dxa"/>
           </w:tcPr>
           <w:p>
             <w:pPr>
@@ -770,16 +771,16 @@
                 <w:bCs/>
               </w:rPr>
             </w:pPr>
-            <w:permStart w:id="344086610" w:edGrp="everyone"/>
+            <w:permStart w:id="1278565603" w:edGrp="everyone"/>
             <w:r>
               <w:t>${PLACA}</w:t>
             </w:r>
-            <w:permEnd w:id="344086610"/>
-          </w:p>
-        </w:tc>
-        <w:tc>
-          <w:tcPr>
-            <w:tcW w:w="1156" w:type="dxa"/>
+            <w:permEnd w:id="1278565603"/>
+          </w:p>
+        </w:tc>
+        <w:tc>
+          <w:tcPr>
+            <w:tcW w:w="991" w:type="dxa"/>
           </w:tcPr>
           <w:p>
             <w:pPr>
@@ -800,7 +801,7 @@
         </w:tc>
         <w:tc>
           <w:tcPr>
-            <w:tcW w:w="2290" w:type="dxa"/>
+            <w:tcW w:w="2247" w:type="dxa"/>
           </w:tcPr>
           <w:p>
             <w:pPr>
@@ -812,18 +813,18 @@
                 <w:bCs/>
               </w:rPr>
             </w:pPr>
-            <w:permStart w:id="1443921340" w:edGrp="everyone"/>
+            <w:permStart w:id="1530683150" w:edGrp="everyone"/>
             <w:r>
               <w:t>${MARCA}</w:t>
             </w:r>
-            <w:permEnd w:id="1443921340"/>
+            <w:permEnd w:id="1530683150"/>
           </w:p>
         </w:tc>
       </w:tr>
       <w:tr>
         <w:tc>
           <w:tcPr>
-            <w:tcW w:w="1326" w:type="dxa"/>
+            <w:tcW w:w="1327" w:type="dxa"/>
           </w:tcPr>
           <w:p>
             <w:pPr>
@@ -844,7 +845,7 @@
         </w:tc>
         <w:tc>
           <w:tcPr>
-            <w:tcW w:w="2530" w:type="dxa"/>
+            <w:tcW w:w="2235" w:type="dxa"/>
           </w:tcPr>
           <w:p>
             <w:pPr>
@@ -856,16 +857,16 @@
                 <w:bCs/>
               </w:rPr>
             </w:pPr>
-            <w:permStart w:id="1586721017" w:edGrp="everyone"/>
+            <w:permStart w:id="796414114" w:edGrp="everyone"/>
             <w:r>
               <w:t>${MODELO}</w:t>
             </w:r>
-            <w:permEnd w:id="1586721017"/>
-          </w:p>
-        </w:tc>
-        <w:tc>
-          <w:tcPr>
-            <w:tcW w:w="1658" w:type="dxa"/>
+            <w:permEnd w:id="796414114"/>
+          </w:p>
+        </w:tc>
+        <w:tc>
+          <w:tcPr>
+            <w:tcW w:w="1597" w:type="dxa"/>
           </w:tcPr>
           <w:p>
             <w:pPr>
@@ -886,7 +887,7 @@
         </w:tc>
         <w:tc>
           <w:tcPr>
-            <w:tcW w:w="1830" w:type="dxa"/>
+            <w:tcW w:w="2393" w:type="dxa"/>
           </w:tcPr>
           <w:p>
             <w:pPr>
@@ -898,16 +899,16 @@
                 <w:bCs/>
               </w:rPr>
             </w:pPr>
-            <w:permStart w:id="2113471243" w:edGrp="everyone"/>
+            <w:permStart w:id="627856350" w:edGrp="everyone"/>
             <w:r>
               <w:t>${TIPO}</w:t>
             </w:r>
-            <w:permEnd w:id="2113471243"/>
-          </w:p>
-        </w:tc>
-        <w:tc>
-          <w:tcPr>
-            <w:tcW w:w="1156" w:type="dxa"/>
+            <w:permEnd w:id="627856350"/>
+          </w:p>
+        </w:tc>
+        <w:tc>
+          <w:tcPr>
+            <w:tcW w:w="991" w:type="dxa"/>
           </w:tcPr>
           <w:p>
             <w:pPr>
@@ -929,34 +930,89 @@
         </w:tc>
         <w:tc>
           <w:tcPr>
-            <w:tcW w:w="2290" w:type="dxa"/>
+            <w:tcW w:w="2247" w:type="dxa"/>
           </w:tcPr>
           <w:p>
             <w:pPr>
               <w:pStyle w:val="Sinespaciado"/>
               <w:jc w:val="both"/>
+              <w:rPr>
+                <w:rFonts w:cstheme="minorHAnsi"/>
+                <w:b/>
+                <w:bCs/>
+                <w:sz w:val="20"/>
+                <w:szCs w:val="20"/>
+                <w:lang w:val="en-US"/>
+              </w:rPr>
+            </w:pPr>
+            <w:permStart w:id="1406428265" w:edGrp="everyone"/>
+            <w:r>
+              <w:rPr>
+                <w:sz w:val="20"/>
+                <w:szCs w:val="20"/>
+                <w:lang w:val="en-US"/>
+              </w:rPr>
+              <w:t>${CHASIS}</w:t>
+            </w:r>
+            <w:permEnd w:id="1406428265"/>
+          </w:p>
+        </w:tc>
+      </w:tr>
+      <w:tr>
+        <w:tc>
+          <w:tcPr>
+            <w:tcW w:w="1327" w:type="dxa"/>
+          </w:tcPr>
+          <w:p>
+            <w:pPr>
+              <w:jc w:val="right"/>
+              <w:rPr>
+                <w:rFonts w:cstheme="minorHAnsi"/>
+              </w:rPr>
+            </w:pPr>
+            <w:r>
               <w:rPr>
                 <w:rFonts w:cstheme="minorHAnsi"/>
                 <w:b/>
                 <w:bCs/>
                 <w:lang w:val="en-US"/>
               </w:rPr>
-            </w:pPr>
-            <w:permStart w:id="234554020" w:edGrp="everyone"/>
-            <w:r>
-              <w:rPr>
+              <w:t>MOTOR:</w:t>
+            </w:r>
+          </w:p>
+        </w:tc>
+        <w:tc>
+          <w:tcPr>
+            <w:tcW w:w="2235" w:type="dxa"/>
+          </w:tcPr>
+          <w:p>
+            <w:pPr>
+              <w:pStyle w:val="Sinespaciado"/>
+              <w:jc w:val="both"/>
+              <w:rPr>
+                <w:rFonts w:cstheme="minorHAnsi"/>
+                <w:b/>
+                <w:bCs/>
+                <w:sz w:val="20"/>
+                <w:szCs w:val="20"/>
                 <w:lang w:val="en-US"/>
               </w:rPr>
-              <w:t>${CHASIS}</w:t>
-            </w:r>
-            <w:permEnd w:id="234554020"/>
-          </w:p>
-        </w:tc>
-      </w:tr>
-      <w:tr>
-        <w:tc>
-          <w:tcPr>
-            <w:tcW w:w="1326" w:type="dxa"/>
+            </w:pPr>
+            <w:permStart w:id="1997028361" w:edGrp="everyone"/>
+            <w:r>
+              <w:rPr>
+                <w:sz w:val="20"/>
+                <w:szCs w:val="20"/>
+                <w:lang w:val="en-US"/>
+              </w:rPr>
+              <w:t>${MOTOR}</w:t>
+            </w:r>
+            <w:permEnd w:id="1997028361"/>
+          </w:p>
+        </w:tc>
+        <w:tc>
+          <w:tcPr>
+            <w:tcW w:w="1597" w:type="dxa"/>
           </w:tcPr>
           <w:p>
             <w:pPr>
@@ -972,67 +1028,20 @@
                 <w:bCs/>
                 <w:lang w:val="en-US"/>
               </w:rPr>
-              <w:t>MOTOR:</w:t>
-            </w:r>
-          </w:p>
-        </w:tc>
-        <w:tc>
-          <w:tcPr>
-            <w:tcW w:w="2530" w:type="dxa"/>
-          </w:tcPr>
-          <w:p>
-            <w:pPr>
-              <w:pStyle w:val="Sinespaciado"/>
-              <w:jc w:val="both"/>
-              <w:rPr>
-                <w:rFonts w:cstheme="minorHAnsi"/>
-                <w:b/>
-                <w:bCs/>
+              <w:t>COLOR</w:t>
+            </w:r>
+            <w:r>
+              <w:rPr>
+                <w:rFonts w:cstheme="minorHAnsi"/>
                 <w:lang w:val="en-US"/>
               </w:rPr>
-            </w:pPr>
-            <w:permStart w:id="1818983294" w:edGrp="everyone"/>
-            <w:r>
-              <w:rPr>
-                <w:lang w:val="en-US"/>
-              </w:rPr>
-              <w:t>${MOTOR}</w:t>
-            </w:r>
-            <w:permEnd w:id="1818983294"/>
-          </w:p>
-        </w:tc>
-        <w:tc>
-          <w:tcPr>
-            <w:tcW w:w="1658" w:type="dxa"/>
-          </w:tcPr>
-          <w:p>
-            <w:pPr>
-              <w:jc w:val="right"/>
-              <w:rPr>
-                <w:rFonts w:cstheme="minorHAnsi"/>
-              </w:rPr>
-            </w:pPr>
-            <w:r>
-              <w:rPr>
-                <w:rFonts w:cstheme="minorHAnsi"/>
-                <w:b/>
-                <w:bCs/>
-                <w:lang w:val="en-US"/>
-              </w:rPr>
-              <w:t>COLOR</w:t>
-            </w:r>
-            <w:r>
-              <w:rPr>
-                <w:rFonts w:cstheme="minorHAnsi"/>
-                <w:lang w:val="en-US"/>
-              </w:rPr>
               <w:t>:</w:t>
             </w:r>
           </w:p>
         </w:tc>
         <w:tc>
           <w:tcPr>
-            <w:tcW w:w="1830" w:type="dxa"/>
+            <w:tcW w:w="2393" w:type="dxa"/>
           </w:tcPr>
           <w:p>
             <w:pPr>
@@ -1048,19 +1057,19 @@
                 <w:lang w:val="en-US"/>
               </w:rPr>
             </w:pPr>
-            <w:permStart w:id="1362171863" w:edGrp="everyone"/>
+            <w:permStart w:id="445331980" w:edGrp="everyone"/>
             <w:r>
               <w:rPr>
                 <w:lang w:val="en-US"/>
               </w:rPr>
               <w:t>${COLOR}</w:t>
             </w:r>
-            <w:permEnd w:id="1362171863"/>
-          </w:p>
-        </w:tc>
-        <w:tc>
-          <w:tcPr>
-            <w:tcW w:w="1156" w:type="dxa"/>
+            <w:permEnd w:id="445331980"/>
+          </w:p>
+        </w:tc>
+        <w:tc>
+          <w:tcPr>
+            <w:tcW w:w="991" w:type="dxa"/>
           </w:tcPr>
           <w:p>
             <w:pPr>
@@ -1081,7 +1090,7 @@
         </w:tc>
         <w:tc>
           <w:tcPr>
-            <w:tcW w:w="2290" w:type="dxa"/>
+            <w:tcW w:w="2247" w:type="dxa"/>
           </w:tcPr>
           <w:p>
             <w:pPr>
@@ -1096,18 +1105,18 @@
                 <w:bCs/>
               </w:rPr>
             </w:pPr>
-            <w:permStart w:id="1837241878" w:edGrp="everyone"/>
+            <w:permStart w:id="1644692635" w:edGrp="everyone"/>
             <w:r>
               <w:t>${ANIO}</w:t>
             </w:r>
-            <w:permEnd w:id="1837241878"/>
+            <w:permEnd w:id="1644692635"/>
           </w:p>
         </w:tc>
       </w:tr>
       <w:tr>
         <w:tc>
           <w:tcPr>
-            <w:tcW w:w="1326" w:type="dxa"/>
+            <w:tcW w:w="1327" w:type="dxa"/>
           </w:tcPr>
           <w:p>
             <w:pPr>
@@ -1128,7 +1137,7 @@
         </w:tc>
         <w:tc>
           <w:tcPr>
-            <w:tcW w:w="2530" w:type="dxa"/>
+            <w:tcW w:w="2235" w:type="dxa"/>
           </w:tcPr>
           <w:p>
             <w:pPr>
@@ -1140,16 +1149,16 @@
                 <w:bCs/>
               </w:rPr>
             </w:pPr>
-            <w:permStart w:id="1001745946" w:edGrp="everyone"/>
+            <w:permStart w:id="1043335016" w:edGrp="everyone"/>
             <w:r>
               <w:t>${CILINDRAJE}</w:t>
             </w:r>
-            <w:permEnd w:id="1001745946"/>
-          </w:p>
-        </w:tc>
-        <w:tc>
-          <w:tcPr>
-            <w:tcW w:w="1658" w:type="dxa"/>
+            <w:permEnd w:id="1043335016"/>
+          </w:p>
+        </w:tc>
+        <w:tc>
+          <w:tcPr>
+            <w:tcW w:w="1597" w:type="dxa"/>
           </w:tcPr>
           <w:p>
             <w:pPr>
@@ -1170,23 +1179,23 @@
         </w:tc>
         <w:tc>
           <w:tcPr>
-            <w:tcW w:w="1830" w:type="dxa"/>
+            <w:tcW w:w="2393" w:type="dxa"/>
           </w:tcPr>
           <w:p>
             <w:pPr>
               <w:pStyle w:val="Sinespaciado"/>
               <w:jc w:val="both"/>
             </w:pPr>
-            <w:permStart w:id="1926453119" w:edGrp="everyone"/>
+            <w:permStart w:id="1412630513" w:edGrp="everyone"/>
             <w:r>
               <w:t>${COMBUSTIBLE}</w:t>
             </w:r>
-            <w:permEnd w:id="1926453119"/>
-          </w:p>
-        </w:tc>
-        <w:tc>
-          <w:tcPr>
-            <w:tcW w:w="1156" w:type="dxa"/>
+            <w:permEnd w:id="1412630513"/>
+          </w:p>
+        </w:tc>
+        <w:tc>
+          <w:tcPr>
+            <w:tcW w:w="991" w:type="dxa"/>
           </w:tcPr>
           <w:p>
             <w:pPr>
@@ -1199,7 +1208,7 @@
         </w:tc>
         <w:tc>
           <w:tcPr>
-            <w:tcW w:w="2290" w:type="dxa"/>
+            <w:tcW w:w="2247" w:type="dxa"/>
           </w:tcPr>
           <w:p>
             <w:pPr>
@@ -1972,13 +1981,24 @@
               <w:t>${</w:t>
             </w:r>
             <w:r>
-              <w:t>NOMBRE_EMPRESA_J}</w:t>
-            </w:r>
-            <w:r>
-              <w:rPr>
-                <w:rFonts w:cstheme="minorHAnsi"/>
-              </w:rPr>
-              <w:t xml:space="preserve">                                COMPRADOR</w:t>
+              <w:t>NOMBRE_EMPRESA_</w:t>
+            </w:r>
+            <w:proofErr w:type="gramStart"/>
+            <w:r>
+              <w:t>J}</w:t>
+            </w:r>
+            <w:r>
+              <w:rPr>
+                <w:rFonts w:cstheme="minorHAnsi"/>
+              </w:rPr>
+              <w:t xml:space="preserve">   </w:t>
+            </w:r>
+            <w:proofErr w:type="gramEnd"/>
+            <w:r>
+              <w:rPr>
+                <w:rFonts w:cstheme="minorHAnsi"/>
+              </w:rPr>
+              <w:t xml:space="preserve">                             COMPRADOR</w:t>
             </w:r>
           </w:p>
         </w:tc>
@@ -2294,7 +2314,15 @@
       <w:t xml:space="preserve">Fecha: </w:t>
     </w:r>
     <w:r>
-      <w:t>28 de Febrero de 2026</w:t>
+      <w:t xml:space="preserve">28 de </w:t>
+    </w:r>
+    <w:proofErr w:type="gramStart"/>
+    <w:r>
+      <w:t>Febrero</w:t>
+    </w:r>
+    <w:proofErr w:type="gramEnd"/>
+    <w:r>
+      <w:t xml:space="preserve"> de 2026</w:t>
     </w:r>
   </w:p>
 </w:hdr>

--- a/plantillas/venta_contrato_vehiculo_PJ_NULO_v2.docx
+++ b/plantillas/venta_contrato_vehiculo_PJ_NULO_v2.docx
@@ -2019,15 +2019,34 @@
         <w:jc w:val="both"/>
         <w:rPr>
           <w:rFonts w:cstheme="minorHAnsi"/>
-          <w:b/>
-          <w:bCs/>
         </w:rPr>
       </w:pPr>
     </w:p>
     <w:p>
       <w:pPr>
-        <w:spacing w:before="240" w:line="240" w:lineRule="auto"/>
+        <w:pStyle w:val="Sinespaciado"/>
         <w:jc w:val="both"/>
+        <w:rPr>
+          <w:rFonts w:cstheme="minorHAnsi"/>
+        </w:rPr>
+      </w:pPr>
+    </w:p>
+    <w:p>
+      <w:pPr>
+        <w:pStyle w:val="Sinespaciado"/>
+        <w:jc w:val="both"/>
+        <w:rPr>
+          <w:rFonts w:cstheme="minorHAnsi"/>
+        </w:rPr>
+      </w:pPr>
+    </w:p>
+    <w:p>
+      <w:pPr>
+        <w:pStyle w:val="Sinespaciado"/>
+        <w:jc w:val="both"/>
+        <w:rPr>
+          <w:rFonts w:cstheme="minorHAnsi"/>
+        </w:rPr>
       </w:pPr>
     </w:p>
     <w:sectPr>

--- a/plantillas/venta_contrato_vehiculo_PJ_NULO_v2.docx
+++ b/plantillas/venta_contrato_vehiculo_PJ_NULO_v2.docx
@@ -1282,7 +1282,19 @@
         <w:rPr>
           <w:rFonts w:cstheme="minorHAnsi"/>
         </w:rPr>
-        <w:t xml:space="preserve">; en este acto el comprador deja en concepto de prima la cantidad de </w:t>
+        <w:t xml:space="preserve">; en este acto el comprador deja en concepto de </w:t>
+      </w:r>
+      <w:r>
+        <w:rPr>
+          <w:rFonts w:cstheme="minorHAnsi"/>
+        </w:rPr>
+        <w:t>reversa</w:t>
+      </w:r>
+      <w:r>
+        <w:rPr>
+          <w:rFonts w:cstheme="minorHAnsi"/>
+        </w:rPr>
+        <w:t xml:space="preserve"> la cantidad de </w:t>
       </w:r>
       <w:permStart w:id="929391793" w:edGrp="everyone"/>
       <w:r>
@@ -2248,28 +2260,6 @@
       </w:drawing>
     </w:r>
     <w:r>
-      <w:t>Código: RE-CS-0</w:t>
-    </w:r>
-    <w:r>
-      <w:t>9</w:t>
-    </w:r>
-  </w:p>
-  <w:p>
-    <w:pPr>
-      <w:pStyle w:val="Encabezado"/>
-    </w:pPr>
-    <w:r>
-      <w:t>Versión: 0</w:t>
-    </w:r>
-    <w:r>
-      <w:t>2</w:t>
-    </w:r>
-  </w:p>
-  <w:p>
-    <w:pPr>
-      <w:pStyle w:val="Encabezado"/>
-    </w:pPr>
-    <w:r>
       <w:rPr>
         <w:noProof/>
       </w:rPr>
@@ -2328,20 +2318,6 @@
           </wp14:sizeRelV>
         </wp:anchor>
       </w:drawing>
-    </w:r>
-    <w:r>
-      <w:t xml:space="preserve">Fecha: </w:t>
-    </w:r>
-    <w:r>
-      <w:t xml:space="preserve">28 de </w:t>
-    </w:r>
-    <w:proofErr w:type="gramStart"/>
-    <w:r>
-      <w:t>Febrero</w:t>
-    </w:r>
-    <w:proofErr w:type="gramEnd"/>
-    <w:r>
-      <w:t xml:space="preserve"> de 2026</w:t>
     </w:r>
   </w:p>
 </w:hdr>

--- a/plantillas/venta_contrato_vehiculo_PJ_NULO_v2.docx
+++ b/plantillas/venta_contrato_vehiculo_PJ_NULO_v2.docx
@@ -1642,7 +1642,13 @@
         <w:rPr>
           <w:rFonts w:cstheme="minorHAnsi"/>
         </w:rPr>
-        <w:t xml:space="preserve">: RESOLUCION DE CONFLICTOS cualquier controversia o reclamo que se origine del presente contrato o que se relacione con la falta de cumplimiento del mismo, deberá ser resuelto por medio del arreglo directo entre ambas partes, en caso de no tener resultados satisfactorios por el medio anterior, ambas partes se someten a la mediación de un tribunal arbitral, que estará integrado por tres miembros, nombrados uno por cada parte y un tercero por el Centro de Conciliación y Arbitraje  de la Cámara de Comercio e Industrias de Cortés. </w:t>
+        <w:t xml:space="preserve">: RESOLUCION DE CONFLICTOS cualquier controversia o reclamo que se origine del presente contrato o que se relacione con la falta de cumplimiento del mismo, </w:t>
+      </w:r>
+      <w:r>
+        <w:rPr>
+          <w:rFonts w:cstheme="minorHAnsi"/>
+        </w:rPr>
+        <w:t xml:space="preserve">deberá ser resuelto por medio del arreglo directo entre ambas partes, en caso de no tener resultados satisfactorios por el medio anterior, ambas partes se someten a la mediación de un tribunal arbitral, que estará integrado por tres miembros, nombrados uno por cada parte y un tercero por el Centro de Conciliación y Arbitraje  de la Cámara de Comercio e Industrias de Cortés. </w:t>
       </w:r>
       <w:r>
         <w:rPr>
@@ -1657,13 +1663,7 @@
         <w:rPr>
           <w:rFonts w:cstheme="minorHAnsi"/>
         </w:rPr>
-        <w:t xml:space="preserve">: Los comparecientes, en sus respectivos caracteres y representaciones, aceptan los derechos y obligaciones contenidos en el presente documento. Leído que fue íntegramente el presente contrato, es ratificado, y aprobado, por ambas partes y en fe de lo cual firman, </w:t>
-      </w:r>
-      <w:r>
-        <w:rPr>
-          <w:rFonts w:cstheme="minorHAnsi"/>
-        </w:rPr>
-        <w:t>en la Ciudad de</w:t>
+        <w:t>: Los comparecientes, en sus respectivos caracteres y representaciones, aceptan los derechos y obligaciones contenidos en el presente documento. Leído que fue íntegramente el presente contrato, es ratificado, y aprobado, por ambas partes y en fe de lo cual firman, en la Ciudad de</w:t>
       </w:r>
       <w:r>
         <w:rPr>
@@ -1684,28 +1684,33 @@
         <w:rPr>
           <w:rFonts w:cstheme="minorHAnsi"/>
         </w:rPr>
-        <w:t xml:space="preserve"> ${DEPARTAMENTO}</w:t>
-      </w:r>
-      <w:r>
-        <w:rPr>
-          <w:rFonts w:cstheme="minorHAnsi"/>
-        </w:rPr>
-        <w:t xml:space="preserve">, </w:t>
-      </w:r>
-    </w:p>
-    <w:p>
-      <w:pPr>
-        <w:pStyle w:val="Sinespaciado"/>
-        <w:jc w:val="both"/>
-        <w:rPr>
-          <w:rFonts w:cstheme="minorHAnsi"/>
-        </w:rPr>
-      </w:pPr>
-      <w:r>
-        <w:rPr>
-          <w:rFonts w:cstheme="minorHAnsi"/>
-        </w:rPr>
-        <w:t xml:space="preserve">a los </w:t>
+        <w:t xml:space="preserve"> ${DEPARTAMENTO</w:t>
+      </w:r>
+      <w:proofErr w:type="gramStart"/>
+      <w:r>
+        <w:rPr>
+          <w:rFonts w:cstheme="minorHAnsi"/>
+        </w:rPr>
+        <w:t>}</w:t>
+      </w:r>
+      <w:r>
+        <w:rPr>
+          <w:rFonts w:cstheme="minorHAnsi"/>
+        </w:rPr>
+        <w:t>,</w:t>
+      </w:r>
+      <w:r>
+        <w:rPr>
+          <w:rFonts w:cstheme="minorHAnsi"/>
+        </w:rPr>
+        <w:t>a</w:t>
+      </w:r>
+      <w:proofErr w:type="gramEnd"/>
+      <w:r>
+        <w:rPr>
+          <w:rFonts w:cstheme="minorHAnsi"/>
+        </w:rPr>
+        <w:t xml:space="preserve"> los </w:t>
       </w:r>
       <w:r>
         <w:t>${DIAS</w:t>

--- a/plantillas/venta_contrato_vehiculo_PJ_NULO_v2.docx
+++ b/plantillas/venta_contrato_vehiculo_PJ_NULO_v2.docx
@@ -1459,56 +1459,56 @@
         <w:rPr>
           <w:rFonts w:cstheme="minorHAnsi"/>
         </w:rPr>
-        <w:t xml:space="preserve"> Notificar </w:t>
+        <w:t xml:space="preserve"> Notificar inmediatamente por escrito o por cualquier medio a EL VENDEDOR dentro de las veinticuatro (24) horas siguientes de detectado el desperfecto </w:t>
+      </w:r>
+      <w:r>
+        <w:rPr>
+          <w:rFonts w:cstheme="minorHAnsi"/>
+          <w:b/>
+          <w:bCs/>
+        </w:rPr>
+        <w:t>b)</w:t>
+      </w:r>
+      <w:r>
+        <w:rPr>
+          <w:rFonts w:cstheme="minorHAnsi"/>
+        </w:rPr>
+        <w:t xml:space="preserve"> Abstenerse de realizar reparaciones en talleres no autorizados por EL VENDEDOR. </w:t>
+      </w:r>
+      <w:r>
+        <w:rPr>
+          <w:rFonts w:cstheme="minorHAnsi"/>
+          <w:b/>
+          <w:bCs/>
+        </w:rPr>
+        <w:t>c)</w:t>
+      </w:r>
+      <w:r>
+        <w:rPr>
+          <w:rFonts w:cstheme="minorHAnsi"/>
+        </w:rPr>
+        <w:t xml:space="preserve"> Presentar el vehículo en el taller designado por EL VENDEDOR para su evaluación </w:t>
+      </w:r>
+      <w:r>
+        <w:rPr>
+          <w:rFonts w:cstheme="minorHAnsi"/>
+          <w:b/>
+          <w:bCs/>
+        </w:rPr>
+        <w:t>d)</w:t>
+      </w:r>
+      <w:r>
+        <w:rPr>
+          <w:rFonts w:cstheme="minorHAnsi"/>
+        </w:rPr>
+        <w:t xml:space="preserve"> El incumplimiento de estas condiciones dejará </w:t>
       </w:r>
       <w:r>
         <w:rPr>
           <w:rFonts w:cstheme="minorHAnsi"/>
         </w:rPr>
         <w:lastRenderedPageBreak/>
-        <w:t xml:space="preserve">inmediatamente por escrito o por cualquier medio a EL VENDEDOR dentro de las veinticuatro (24) horas siguientes de detectado el desperfecto </w:t>
-      </w:r>
-      <w:r>
-        <w:rPr>
-          <w:rFonts w:cstheme="minorHAnsi"/>
-          <w:b/>
-          <w:bCs/>
-        </w:rPr>
-        <w:t>b)</w:t>
-      </w:r>
-      <w:r>
-        <w:rPr>
-          <w:rFonts w:cstheme="minorHAnsi"/>
-        </w:rPr>
-        <w:t xml:space="preserve"> Abstenerse de realizar reparaciones en talleres no autorizados por EL VENDEDOR. </w:t>
-      </w:r>
-      <w:r>
-        <w:rPr>
-          <w:rFonts w:cstheme="minorHAnsi"/>
-          <w:b/>
-          <w:bCs/>
-        </w:rPr>
-        <w:t>c)</w:t>
-      </w:r>
-      <w:r>
-        <w:rPr>
-          <w:rFonts w:cstheme="minorHAnsi"/>
-        </w:rPr>
-        <w:t xml:space="preserve"> Presentar el vehículo en el taller designado por EL VENDEDOR para su evaluación </w:t>
-      </w:r>
-      <w:r>
-        <w:rPr>
-          <w:rFonts w:cstheme="minorHAnsi"/>
-          <w:b/>
-          <w:bCs/>
-        </w:rPr>
-        <w:t>d)</w:t>
-      </w:r>
-      <w:r>
-        <w:rPr>
-          <w:rFonts w:cstheme="minorHAnsi"/>
-        </w:rPr>
-        <w:t xml:space="preserve"> El incumplimiento de estas condiciones dejará sin valor y efecto la garantía otorgada</w:t>
+        <w:t>sin valor y efecto la garantía otorgada</w:t>
       </w:r>
       <w:r>
         <w:rPr>
@@ -2070,7 +2070,7 @@
       <w:headerReference w:type="default" r:id="rId6"/>
       <w:footerReference w:type="default" r:id="rId7"/>
       <w:pgSz w:w="12240" w:h="15840" w:code="1"/>
-      <w:pgMar w:top="1701" w:right="720" w:bottom="1560" w:left="720" w:header="709" w:footer="709" w:gutter="0"/>
+      <w:pgMar w:top="851" w:right="720" w:bottom="1559" w:left="720" w:header="709" w:footer="709" w:gutter="0"/>
       <w:cols w:space="708"/>
       <w:docGrid w:linePitch="360"/>
     </w:sectPr>
@@ -2209,13 +2209,13 @@
         <w:noProof/>
       </w:rPr>
       <w:drawing>
-        <wp:anchor distT="0" distB="0" distL="114300" distR="114300" simplePos="0" relativeHeight="251658240" behindDoc="1" locked="0" layoutInCell="1" allowOverlap="1" wp14:anchorId="66A91AF4" wp14:editId="15F76157">
+        <wp:anchor distT="0" distB="0" distL="114300" distR="114300" simplePos="0" relativeHeight="251658240" behindDoc="1" locked="0" layoutInCell="1" allowOverlap="1" wp14:anchorId="66A91AF4" wp14:editId="44D83DE0">
           <wp:simplePos x="0" y="0"/>
-          <wp:positionH relativeFrom="column">
-            <wp:posOffset>5083175</wp:posOffset>
+          <wp:positionH relativeFrom="margin">
+            <wp:align>right</wp:align>
           </wp:positionH>
           <wp:positionV relativeFrom="paragraph">
-            <wp:posOffset>-245745</wp:posOffset>
+            <wp:posOffset>-372966</wp:posOffset>
           </wp:positionV>
           <wp:extent cx="1292203" cy="495300"/>
           <wp:effectExtent l="0" t="0" r="3810" b="0"/>

--- a/plantillas/venta_contrato_vehiculo_PJ_NULO_v2.docx
+++ b/plantillas/venta_contrato_vehiculo_PJ_NULO_v2.docx
@@ -1459,56 +1459,56 @@
         <w:rPr>
           <w:rFonts w:cstheme="minorHAnsi"/>
         </w:rPr>
-        <w:t xml:space="preserve"> Notificar </w:t>
+        <w:t xml:space="preserve"> Notificar inmediatamente por escrito o por cualquier medio a EL VENDEDOR dentro de las veinticuatro (24) horas siguientes de detectado el desperfecto </w:t>
+      </w:r>
+      <w:r>
+        <w:rPr>
+          <w:rFonts w:cstheme="minorHAnsi"/>
+          <w:b/>
+          <w:bCs/>
+        </w:rPr>
+        <w:t>b)</w:t>
+      </w:r>
+      <w:r>
+        <w:rPr>
+          <w:rFonts w:cstheme="minorHAnsi"/>
+        </w:rPr>
+        <w:t xml:space="preserve"> Abstenerse de realizar reparaciones en talleres no autorizados por EL VENDEDOR. </w:t>
+      </w:r>
+      <w:r>
+        <w:rPr>
+          <w:rFonts w:cstheme="minorHAnsi"/>
+          <w:b/>
+          <w:bCs/>
+        </w:rPr>
+        <w:t>c)</w:t>
+      </w:r>
+      <w:r>
+        <w:rPr>
+          <w:rFonts w:cstheme="minorHAnsi"/>
+        </w:rPr>
+        <w:t xml:space="preserve"> Presentar el vehículo en el taller designado por EL VENDEDOR para su evaluación </w:t>
+      </w:r>
+      <w:r>
+        <w:rPr>
+          <w:rFonts w:cstheme="minorHAnsi"/>
+          <w:b/>
+          <w:bCs/>
+        </w:rPr>
+        <w:t>d)</w:t>
+      </w:r>
+      <w:r>
+        <w:rPr>
+          <w:rFonts w:cstheme="minorHAnsi"/>
+        </w:rPr>
+        <w:t xml:space="preserve"> El incumplimiento de estas condiciones dejará </w:t>
       </w:r>
       <w:r>
         <w:rPr>
           <w:rFonts w:cstheme="minorHAnsi"/>
         </w:rPr>
         <w:lastRenderedPageBreak/>
-        <w:t xml:space="preserve">inmediatamente por escrito o por cualquier medio a EL VENDEDOR dentro de las veinticuatro (24) horas siguientes de detectado el desperfecto </w:t>
-      </w:r>
-      <w:r>
-        <w:rPr>
-          <w:rFonts w:cstheme="minorHAnsi"/>
-          <w:b/>
-          <w:bCs/>
-        </w:rPr>
-        <w:t>b)</w:t>
-      </w:r>
-      <w:r>
-        <w:rPr>
-          <w:rFonts w:cstheme="minorHAnsi"/>
-        </w:rPr>
-        <w:t xml:space="preserve"> Abstenerse de realizar reparaciones en talleres no autorizados por EL VENDEDOR. </w:t>
-      </w:r>
-      <w:r>
-        <w:rPr>
-          <w:rFonts w:cstheme="minorHAnsi"/>
-          <w:b/>
-          <w:bCs/>
-        </w:rPr>
-        <w:t>c)</w:t>
-      </w:r>
-      <w:r>
-        <w:rPr>
-          <w:rFonts w:cstheme="minorHAnsi"/>
-        </w:rPr>
-        <w:t xml:space="preserve"> Presentar el vehículo en el taller designado por EL VENDEDOR para su evaluación </w:t>
-      </w:r>
-      <w:r>
-        <w:rPr>
-          <w:rFonts w:cstheme="minorHAnsi"/>
-          <w:b/>
-          <w:bCs/>
-        </w:rPr>
-        <w:t>d)</w:t>
-      </w:r>
-      <w:r>
-        <w:rPr>
-          <w:rFonts w:cstheme="minorHAnsi"/>
-        </w:rPr>
-        <w:t xml:space="preserve"> El incumplimiento de estas condiciones dejará sin valor y efecto la garantía otorgada</w:t>
+        <w:t>sin valor y efecto la garantía otorgada</w:t>
       </w:r>
       <w:r>
         <w:rPr>
@@ -1642,7 +1642,13 @@
         <w:rPr>
           <w:rFonts w:cstheme="minorHAnsi"/>
         </w:rPr>
-        <w:t xml:space="preserve">: RESOLUCION DE CONFLICTOS cualquier controversia o reclamo que se origine del presente contrato o que se relacione con la falta de cumplimiento del mismo, deberá ser resuelto por medio del arreglo directo entre ambas partes, en caso de no tener resultados satisfactorios por el medio anterior, ambas partes se someten a la mediación de un tribunal arbitral, que estará integrado por tres miembros, nombrados uno por cada parte y un tercero por el Centro de Conciliación y Arbitraje  de la Cámara de Comercio e Industrias de Cortés. </w:t>
+        <w:t xml:space="preserve">: RESOLUCION DE CONFLICTOS cualquier controversia o reclamo que se origine del presente contrato o que se relacione con la falta de cumplimiento del mismo, </w:t>
+      </w:r>
+      <w:r>
+        <w:rPr>
+          <w:rFonts w:cstheme="minorHAnsi"/>
+        </w:rPr>
+        <w:t xml:space="preserve">deberá ser resuelto por medio del arreglo directo entre ambas partes, en caso de no tener resultados satisfactorios por el medio anterior, ambas partes se someten a la mediación de un tribunal arbitral, que estará integrado por tres miembros, nombrados uno por cada parte y un tercero por el Centro de Conciliación y Arbitraje  de la Cámara de Comercio e Industrias de Cortés. </w:t>
       </w:r>
       <w:r>
         <w:rPr>
@@ -1657,13 +1663,7 @@
         <w:rPr>
           <w:rFonts w:cstheme="minorHAnsi"/>
         </w:rPr>
-        <w:t xml:space="preserve">: Los comparecientes, en sus respectivos caracteres y representaciones, aceptan los derechos y obligaciones contenidos en el presente documento. Leído que fue íntegramente el presente contrato, es ratificado, y aprobado, por ambas partes y en fe de lo cual firman, </w:t>
-      </w:r>
-      <w:r>
-        <w:rPr>
-          <w:rFonts w:cstheme="minorHAnsi"/>
-        </w:rPr>
-        <w:t>en la Ciudad de</w:t>
+        <w:t>: Los comparecientes, en sus respectivos caracteres y representaciones, aceptan los derechos y obligaciones contenidos en el presente documento. Leído que fue íntegramente el presente contrato, es ratificado, y aprobado, por ambas partes y en fe de lo cual firman, en la Ciudad de</w:t>
       </w:r>
       <w:r>
         <w:rPr>
@@ -1684,28 +1684,33 @@
         <w:rPr>
           <w:rFonts w:cstheme="minorHAnsi"/>
         </w:rPr>
-        <w:t xml:space="preserve"> ${DEPARTAMENTO}</w:t>
-      </w:r>
-      <w:r>
-        <w:rPr>
-          <w:rFonts w:cstheme="minorHAnsi"/>
-        </w:rPr>
-        <w:t xml:space="preserve">, </w:t>
-      </w:r>
-    </w:p>
-    <w:p>
-      <w:pPr>
-        <w:pStyle w:val="Sinespaciado"/>
-        <w:jc w:val="both"/>
-        <w:rPr>
-          <w:rFonts w:cstheme="minorHAnsi"/>
-        </w:rPr>
-      </w:pPr>
-      <w:r>
-        <w:rPr>
-          <w:rFonts w:cstheme="minorHAnsi"/>
-        </w:rPr>
-        <w:t xml:space="preserve">a los </w:t>
+        <w:t xml:space="preserve"> ${DEPARTAMENTO</w:t>
+      </w:r>
+      <w:proofErr w:type="gramStart"/>
+      <w:r>
+        <w:rPr>
+          <w:rFonts w:cstheme="minorHAnsi"/>
+        </w:rPr>
+        <w:t>}</w:t>
+      </w:r>
+      <w:r>
+        <w:rPr>
+          <w:rFonts w:cstheme="minorHAnsi"/>
+        </w:rPr>
+        <w:t>,</w:t>
+      </w:r>
+      <w:r>
+        <w:rPr>
+          <w:rFonts w:cstheme="minorHAnsi"/>
+        </w:rPr>
+        <w:t>a</w:t>
+      </w:r>
+      <w:proofErr w:type="gramEnd"/>
+      <w:r>
+        <w:rPr>
+          <w:rFonts w:cstheme="minorHAnsi"/>
+        </w:rPr>
+        <w:t xml:space="preserve"> los </w:t>
       </w:r>
       <w:r>
         <w:t>${DIAS</w:t>
@@ -2065,7 +2070,7 @@
       <w:headerReference w:type="default" r:id="rId6"/>
       <w:footerReference w:type="default" r:id="rId7"/>
       <w:pgSz w:w="12240" w:h="15840" w:code="1"/>
-      <w:pgMar w:top="1701" w:right="720" w:bottom="1560" w:left="720" w:header="709" w:footer="709" w:gutter="0"/>
+      <w:pgMar w:top="851" w:right="720" w:bottom="1559" w:left="720" w:header="709" w:footer="709" w:gutter="0"/>
       <w:cols w:space="708"/>
       <w:docGrid w:linePitch="360"/>
     </w:sectPr>
@@ -2204,13 +2209,13 @@
         <w:noProof/>
       </w:rPr>
       <w:drawing>
-        <wp:anchor distT="0" distB="0" distL="114300" distR="114300" simplePos="0" relativeHeight="251658240" behindDoc="1" locked="0" layoutInCell="1" allowOverlap="1" wp14:anchorId="66A91AF4" wp14:editId="15F76157">
+        <wp:anchor distT="0" distB="0" distL="114300" distR="114300" simplePos="0" relativeHeight="251658240" behindDoc="1" locked="0" layoutInCell="1" allowOverlap="1" wp14:anchorId="66A91AF4" wp14:editId="44D83DE0">
           <wp:simplePos x="0" y="0"/>
-          <wp:positionH relativeFrom="column">
-            <wp:posOffset>5083175</wp:posOffset>
+          <wp:positionH relativeFrom="margin">
+            <wp:align>right</wp:align>
           </wp:positionH>
           <wp:positionV relativeFrom="paragraph">
-            <wp:posOffset>-245745</wp:posOffset>
+            <wp:posOffset>-372966</wp:posOffset>
           </wp:positionV>
           <wp:extent cx="1292203" cy="495300"/>
           <wp:effectExtent l="0" t="0" r="3810" b="0"/>
